--- a/Organizacion_de_Datos/Unidad5/TP5.docx
+++ b/Organizacion_de_Datos/Unidad5/TP5.docx
@@ -189,11 +189,9 @@
             <w:pPr>
               <w:jc w:val="center"/>
             </w:pPr>
-            <w:proofErr w:type="spellStart"/>
             <w:r>
               <w:t>busqueda</w:t>
             </w:r>
-            <w:proofErr w:type="spellEnd"/>
           </w:p>
         </w:tc>
         <w:tc>
@@ -260,11 +258,9 @@
             <w:pPr>
               <w:jc w:val="center"/>
             </w:pPr>
-            <w:proofErr w:type="spellStart"/>
             <w:r>
               <w:t>indices</w:t>
             </w:r>
-            <w:proofErr w:type="spellEnd"/>
           </w:p>
         </w:tc>
         <w:tc>
@@ -355,23 +351,7 @@
     <w:p/>
     <w:p>
       <w:r>
-        <w:t xml:space="preserve">i) </w:t>
-      </w:r>
-      <w:proofErr w:type="spellStart"/>
-      <w:r>
-        <w:t>Posting</w:t>
-      </w:r>
-      <w:proofErr w:type="spellEnd"/>
-      <w:r>
-        <w:t xml:space="preserve"> </w:t>
-      </w:r>
-      <w:proofErr w:type="spellStart"/>
-      <w:r>
-        <w:t>list</w:t>
-      </w:r>
-      <w:proofErr w:type="spellEnd"/>
-      <w:r>
-        <w:t>: término → lista de documentos</w:t>
+        <w:t>i) Posting list: término → lista de documentos</w:t>
       </w:r>
     </w:p>
     <w:tbl>
@@ -551,11 +531,9 @@
             <w:pPr>
               <w:jc w:val="center"/>
             </w:pPr>
-            <w:proofErr w:type="spellStart"/>
             <w:r>
               <w:t>busqueda</w:t>
             </w:r>
-            <w:proofErr w:type="spellEnd"/>
           </w:p>
         </w:tc>
         <w:tc>
@@ -634,11 +612,9 @@
             <w:pPr>
               <w:jc w:val="center"/>
             </w:pPr>
-            <w:proofErr w:type="spellStart"/>
             <w:r>
               <w:t>indices</w:t>
             </w:r>
-            <w:proofErr w:type="spellEnd"/>
           </w:p>
         </w:tc>
         <w:tc>
@@ -749,13 +725,8 @@
         </w:rPr>
       </w:pPr>
       <w:r>
-        <w:t xml:space="preserve">* Consulta simple: Resolver: </w:t>
-      </w:r>
-      <w:proofErr w:type="spellStart"/>
-      <w:r>
-        <w:t>indices</w:t>
-      </w:r>
-      <w:proofErr w:type="spellEnd"/>
+        <w:t>* Consulta simple: Resolver: indices</w:t>
+      </w:r>
     </w:p>
     <w:p>
       <w:pPr>
@@ -765,23 +736,7 @@
         </w:rPr>
       </w:pPr>
       <w:r>
-        <w:t xml:space="preserve">* Consulta AND: </w:t>
-      </w:r>
-      <w:proofErr w:type="spellStart"/>
-      <w:r>
-        <w:t>busqueda</w:t>
-      </w:r>
-      <w:proofErr w:type="spellEnd"/>
-      <w:r>
-        <w:t xml:space="preserve"> AND </w:t>
-      </w:r>
-      <w:proofErr w:type="spellStart"/>
-      <w:r>
-        <w:t>indices</w:t>
-      </w:r>
-      <w:proofErr w:type="spellEnd"/>
-      <w:r>
-        <w:t> </w:t>
+        <w:t>* Consulta AND: busqueda AND indices </w:t>
       </w:r>
     </w:p>
     <w:p>
@@ -792,15 +747,7 @@
         </w:rPr>
       </w:pPr>
       <w:r>
-        <w:t xml:space="preserve">* Consulta OR: datos OR </w:t>
-      </w:r>
-      <w:proofErr w:type="spellStart"/>
-      <w:r>
-        <w:t>organizacion</w:t>
-      </w:r>
-      <w:proofErr w:type="spellEnd"/>
-      <w:r>
-        <w:t> </w:t>
+        <w:t>* Consulta OR: datos OR organizacion </w:t>
       </w:r>
     </w:p>
     <w:p>
@@ -811,23 +758,7 @@
         </w:rPr>
       </w:pPr>
       <w:r>
-        <w:t xml:space="preserve">* Consulta NOT: </w:t>
-      </w:r>
-      <w:proofErr w:type="spellStart"/>
-      <w:r>
-        <w:t>busqueda</w:t>
-      </w:r>
-      <w:proofErr w:type="spellEnd"/>
-      <w:r>
-        <w:t xml:space="preserve"> NOT </w:t>
-      </w:r>
-      <w:proofErr w:type="spellStart"/>
-      <w:r>
-        <w:t>indices</w:t>
-      </w:r>
-      <w:proofErr w:type="spellEnd"/>
-      <w:r>
-        <w:t> </w:t>
+        <w:t>* Consulta NOT: busqueda NOT indices </w:t>
       </w:r>
     </w:p>
     <w:p>
@@ -921,13 +852,8 @@
         </w:numPr>
       </w:pPr>
       <w:r>
-        <w:t xml:space="preserve">distancia de </w:t>
-      </w:r>
-      <w:proofErr w:type="spellStart"/>
-      <w:r>
-        <w:t>Levenshtein</w:t>
-      </w:r>
-      <w:proofErr w:type="spellEnd"/>
+        <w:t>distancia de Levenshtein</w:t>
+      </w:r>
     </w:p>
     <w:p>
       <w:pPr>
@@ -971,29 +897,13 @@
     </w:p>
     <w:p>
       <w:r>
-        <w:t>Resultado: D</w:t>
-      </w:r>
-      <w:proofErr w:type="gramStart"/>
-      <w:r>
-        <w:t>1,D</w:t>
-      </w:r>
-      <w:proofErr w:type="gramEnd"/>
-      <w:r>
-        <w:t>3</w:t>
+        <w:t>Resultado: D1,D3</w:t>
       </w:r>
     </w:p>
     <w:p/>
     <w:p>
       <w:r>
-        <w:t xml:space="preserve">Consulta NOT: </w:t>
-      </w:r>
-      <w:proofErr w:type="spellStart"/>
-      <w:r>
-        <w:t>busqueda</w:t>
-      </w:r>
-      <w:proofErr w:type="spellEnd"/>
-      <w:r>
-        <w:t xml:space="preserve"> NOT índices</w:t>
+        <w:t>Consulta NOT: busqueda NOT índices</w:t>
       </w:r>
     </w:p>
     <w:p>
@@ -1002,6 +912,9 @@
       </w:r>
     </w:p>
     <w:p>
+      <w:pPr>
+        <w:jc w:val="both"/>
+      </w:pPr>
       <w:r>
         <w:rPr>
           <w:b/>
@@ -1010,18 +923,13 @@
         <w:t>Frases:</w:t>
       </w:r>
       <w:r>
-        <w:t xml:space="preserve"> El índice no preserva el orden de los términos. "base de datos" y "datos de base" producirían los mismos </w:t>
-      </w:r>
-      <w:proofErr w:type="gramStart"/>
-      <w:r>
-        <w:t>resultados</w:t>
-      </w:r>
-      <w:proofErr w:type="gramEnd"/>
-      <w:r>
-        <w:t xml:space="preserve"> aunque sean frases distintas.</w:t>
-      </w:r>
-    </w:p>
-    <w:p>
+        <w:t> El índice no preserva el orden de los términos. "base de datos" y "datos de base" producirían los mismos resultados aunque sean frases distintas.</w:t>
+      </w:r>
+    </w:p>
+    <w:p>
+      <w:pPr>
+        <w:jc w:val="both"/>
+      </w:pPr>
       <w:r>
         <w:rPr>
           <w:b/>
@@ -1030,26 +938,13 @@
         <w:t>Errores de escritura:</w:t>
       </w:r>
       <w:r>
-        <w:t> "</w:t>
-      </w:r>
-      <w:proofErr w:type="spellStart"/>
-      <w:r>
-        <w:t>indiices</w:t>
-      </w:r>
-      <w:proofErr w:type="spellEnd"/>
-      <w:r>
-        <w:t>" o "</w:t>
-      </w:r>
-      <w:proofErr w:type="spellStart"/>
-      <w:r>
-        <w:t>busquedas</w:t>
-      </w:r>
-      <w:proofErr w:type="spellEnd"/>
-      <w:r>
-        <w:t>" no coincidirán con los términos del índice, ya que la búsqueda es exacta por defecto.</w:t>
-      </w:r>
-    </w:p>
-    <w:p>
+        <w:t> "indiices" o "busquedas" no coincidirán con los términos del índice, ya que la búsqueda es exacta por defecto.</w:t>
+      </w:r>
+    </w:p>
+    <w:p>
+      <w:pPr>
+        <w:jc w:val="both"/>
+      </w:pPr>
       <w:r>
         <w:rPr>
           <w:b/>
@@ -1069,6 +964,7 @@
     </w:p>
     <w:p>
       <w:pPr>
+        <w:jc w:val="both"/>
         <w:rPr>
           <w:b/>
           <w:bCs/>
@@ -1085,11 +981,20 @@
       </w:r>
     </w:p>
     <w:p>
+      <w:pPr>
+        <w:jc w:val="both"/>
+      </w:pPr>
       <w:r>
         <w:t>Índice posicional</w:t>
       </w:r>
-    </w:p>
-    <w:p>
+      <w:r>
+        <w:t>, utilizado en el modelo de frases y términos próximos.</w:t>
+      </w:r>
+    </w:p>
+    <w:p>
+      <w:pPr>
+        <w:jc w:val="both"/>
+      </w:pPr>
       <w:r>
         <w:t>Almacena, además del documento, la posición de cada término dentro del texto. Permite resolver consultas de frases exactas ("base de datos") verificando que los términos aparezcan consecutivos en el mismo orden.</w:t>
       </w:r>
@@ -1098,90 +1003,55 @@
       </w:r>
     </w:p>
     <w:p>
+      <w:pPr>
+        <w:jc w:val="both"/>
+      </w:pPr>
       <w:r>
         <w:t>N-gramas</w:t>
       </w:r>
     </w:p>
     <w:p>
-      <w:r>
-        <w:t>Divide los términos en subsecuencias de N caracteres (p. ej., "</w:t>
-      </w:r>
-      <w:proofErr w:type="spellStart"/>
-      <w:r>
-        <w:t>indices</w:t>
-      </w:r>
-      <w:proofErr w:type="spellEnd"/>
-      <w:r>
-        <w:t>" → "</w:t>
-      </w:r>
-      <w:proofErr w:type="spellStart"/>
-      <w:r>
-        <w:t>ind</w:t>
-      </w:r>
-      <w:proofErr w:type="spellEnd"/>
-      <w:r>
-        <w:t>", "</w:t>
-      </w:r>
-      <w:proofErr w:type="spellStart"/>
-      <w:r>
-        <w:t>ndi</w:t>
-      </w:r>
-      <w:proofErr w:type="spellEnd"/>
-      <w:r>
-        <w:t>", "dic"...). Al indexar n-gramas, una consulta con error tipográfico comparte varios n-gramas con el término correcto, lo que permite recuperarla igual.</w:t>
-      </w:r>
-    </w:p>
-    <w:p>
-      <w:r>
-        <w:t xml:space="preserve">Distancia de </w:t>
-      </w:r>
-      <w:proofErr w:type="spellStart"/>
-      <w:r>
-        <w:t>Levenshtein</w:t>
-      </w:r>
-      <w:proofErr w:type="spellEnd"/>
-    </w:p>
-    <w:p>
+      <w:pPr>
+        <w:jc w:val="both"/>
+      </w:pPr>
+      <w:r>
+        <w:t>Divide los términos en subsecuencias de N caracteres (p. ej., "indices" → "ind", "ndi", "dic"...). Al indexar n-gramas, una consulta con error tipográfico comparte varios n-gramas con el término correcto, lo que permite recuperarla igual.</w:t>
+      </w:r>
+    </w:p>
+    <w:p>
+      <w:pPr>
+        <w:jc w:val="both"/>
+      </w:pPr>
+      <w:r>
+        <w:t>Distancia de Levenshtein</w:t>
+      </w:r>
+    </w:p>
+    <w:p>
+      <w:pPr>
+        <w:jc w:val="both"/>
+      </w:pPr>
       <w:r>
         <w:t>Mide cuántas operaciones mínimas (insertar, borrar, reemplazar un carácter) separan dos cadenas. Permite búsqueda tolerante a errores: si la distancia entre la consulta y un término del índice es pequeña (p. ej., ≤ 2), se considera una coincidencia válida.</w:t>
       </w:r>
     </w:p>
     <w:p>
       <w:pPr>
+        <w:jc w:val="both"/>
         <w:rPr>
           <w:lang w:val="en-US"/>
         </w:rPr>
       </w:pPr>
-      <w:proofErr w:type="spellStart"/>
       <w:r>
         <w:rPr>
           <w:lang w:val="en-US"/>
         </w:rPr>
-        <w:t>Firmas</w:t>
-      </w:r>
-      <w:proofErr w:type="spellEnd"/>
-      <w:r>
-        <w:rPr>
-          <w:lang w:val="en-US"/>
-        </w:rPr>
-        <w:t xml:space="preserve"> (Locality-Sensitive Hashing / </w:t>
-      </w:r>
-      <w:proofErr w:type="spellStart"/>
-      <w:r>
-        <w:rPr>
-          <w:lang w:val="en-US"/>
-        </w:rPr>
-        <w:t>MinHash</w:t>
-      </w:r>
-      <w:proofErr w:type="spellEnd"/>
-      <w:r>
-        <w:rPr>
-          <w:lang w:val="en-US"/>
-        </w:rPr>
-        <w:t>)</w:t>
-      </w:r>
-    </w:p>
-    <w:p>
+        <w:t>Firmas (Locality-Sensitive Hashing / MinHash)</w:t>
+      </w:r>
+    </w:p>
+    <w:p>
+      <w:pPr>
+        <w:jc w:val="both"/>
+      </w:pPr>
       <w:r>
         <w:t>Representan cada documento como un vector de hashes compactos (firma). Documentos similares producen firmas similares, lo que permite detectar sinónimos y paráfrasis sin necesidad de comparar todos los pares de documentos, escalando bien a colecciones grandes.</w:t>
       </w:r>
@@ -2111,6 +1981,7 @@
   <w:style w:type="character" w:default="1" w:styleId="Fuentedeprrafopredeter">
     <w:name w:val="Default Paragraph Font"/>
     <w:uiPriority w:val="1"/>
+    <w:semiHidden/>
     <w:unhideWhenUsed/>
   </w:style>
   <w:style w:type="table" w:default="1" w:styleId="Tablanormal">

--- a/Organizacion_de_Datos/Unidad5/TP5.docx
+++ b/Organizacion_de_Datos/Unidad5/TP5.docx
@@ -2,6 +2,1872 @@
 <file path=word/document.xml><?xml version="1.0" encoding="utf-8"?>
 <w:document xmlns:wpc="http://schemas.microsoft.com/office/word/2010/wordprocessingCanvas" xmlns:cx="http://schemas.microsoft.com/office/drawing/2014/chartex" xmlns:cx1="http://schemas.microsoft.com/office/drawing/2015/9/8/chartex" xmlns:cx2="http://schemas.microsoft.com/office/drawing/2015/10/21/chartex" xmlns:cx3="http://schemas.microsoft.com/office/drawing/2016/5/9/chartex" xmlns:cx4="http://schemas.microsoft.com/office/drawing/2016/5/10/chartex" xmlns:cx5="http://schemas.microsoft.com/office/drawing/2016/5/11/chartex" xmlns:cx6="http://schemas.microsoft.com/office/drawing/2016/5/12/chartex" xmlns:cx7="http://schemas.microsoft.com/office/drawing/2016/5/13/chartex" xmlns:cx8="http://schemas.microsoft.com/office/drawing/2016/5/14/chartex" xmlns:mc="http://schemas.openxmlformats.org/markup-compatibility/2006" xmlns:aink="http://schemas.microsoft.com/office/drawing/2016/ink" xmlns:am3d="http://schemas.microsoft.com/office/drawing/2017/model3d" xmlns:o="urn:schemas-microsoft-com:office:office" xmlns:oel="http://schemas.microsoft.com/office/2019/extlst" xmlns:r="http://schemas.openxmlformats.org/officeDocument/2006/relationships" xmlns:m="http://schemas.openxmlformats.org/officeDocument/2006/math" xmlns:v="urn:schemas-microsoft-com:vml" xmlns:wp14="http://schemas.microsoft.com/office/word/2010/wordprocessingDrawing" xmlns:wp="http://schemas.openxmlformats.org/drawingml/2006/wordprocessingDrawing" xmlns:w10="urn:schemas-microsoft-com:office:word" xmlns:w="http://schemas.openxmlformats.org/wordprocessingml/2006/main" xmlns:w14="http://schemas.microsoft.com/office/word/2010/wordml" xmlns:w15="http://schemas.microsoft.com/office/word/2012/wordml" xmlns:w16cex="http://schemas.microsoft.com/office/word/2018/wordml/cex" xmlns:w16cid="http://schemas.microsoft.com/office/word/2016/wordml/cid" xmlns:w16="http://schemas.microsoft.com/office/word/2018/wordml" xmlns:w16du="http://schemas.microsoft.com/office/word/2023/wordml/word16du" xmlns:w16sdtdh="http://schemas.microsoft.com/office/word/2020/wordml/sdtdatahash" xmlns:w16sdtfl="http://schemas.microsoft.com/office/word/2024/wordml/sdtformatlock" xmlns:w16se="http://schemas.microsoft.com/office/word/2015/wordml/symex" xmlns:wpg="http://schemas.microsoft.com/office/word/2010/wordprocessingGroup" xmlns:wpi="http://schemas.microsoft.com/office/word/2010/wordprocessingInk" xmlns:wne="http://schemas.microsoft.com/office/word/2006/wordml" xmlns:wps="http://schemas.microsoft.com/office/word/2010/wordprocessingShape" mc:Ignorable="w14 w15 w16se w16cid w16 w16cex w16sdtdh w16sdtfl w16du wp14">
   <w:body>
+    <w:p>
+      <w:pPr>
+        <w:spacing w:after="0"/>
+        <w:rPr>
+          <w:rFonts w:ascii="Arial Narrow" w:hAnsi="Arial Narrow"/>
+          <w:b/>
+          <w:bCs/>
+          <w:i/>
+          <w:iCs/>
+        </w:rPr>
+      </w:pPr>
+      <w:r>
+        <w:rPr>
+          <w:rFonts w:ascii="Arial Narrow" w:hAnsi="Arial Narrow"/>
+          <w:b/>
+          <w:bCs/>
+          <w:i/>
+          <w:iCs/>
+        </w:rPr>
+        <w:t>Modelo Entidad - Relación</w:t>
+      </w:r>
+    </w:p>
+    <w:p>
+      <w:pPr>
+        <w:spacing w:after="0"/>
+        <w:rPr>
+          <w:rFonts w:ascii="Arial Narrow" w:hAnsi="Arial Narrow"/>
+          <w:b/>
+          <w:bCs/>
+          <w:i/>
+          <w:iCs/>
+        </w:rPr>
+      </w:pPr>
+      <w:r>
+        <w:rPr>
+          <w:rFonts w:ascii="Arial Narrow" w:hAnsi="Arial Narrow"/>
+          <w:b/>
+          <w:bCs/>
+          <w:i/>
+          <w:iCs/>
+        </w:rPr>
+        <w:t>1) Busque 3 ejemplos de entidades con 2 relaciones para cada una de ellas.</w:t>
+      </w:r>
+    </w:p>
+    <w:p>
+      <w:pPr>
+        <w:spacing w:after="0"/>
+        <w:rPr>
+          <w:rFonts w:ascii="Arial Narrow" w:hAnsi="Arial Narrow"/>
+          <w:b/>
+          <w:bCs/>
+          <w:i/>
+          <w:iCs/>
+        </w:rPr>
+      </w:pPr>
+      <w:r>
+        <w:rPr>
+          <w:rFonts w:ascii="Arial Narrow" w:hAnsi="Arial Narrow"/>
+          <w:b/>
+          <w:bCs/>
+          <w:i/>
+          <w:iCs/>
+          <w:noProof/>
+        </w:rPr>
+        <w:drawing>
+          <wp:inline distT="0" distB="0" distL="0" distR="0" wp14:anchorId="65C65E8E" wp14:editId="52EFBAFE">
+            <wp:extent cx="5400675" cy="2945765"/>
+            <wp:effectExtent l="0" t="0" r="9525" b="6985"/>
+            <wp:docPr id="1365179122" name="Imagen 1"/>
+            <wp:cNvGraphicFramePr>
+              <a:graphicFrameLocks xmlns:a="http://schemas.openxmlformats.org/drawingml/2006/main" noChangeAspect="1"/>
+            </wp:cNvGraphicFramePr>
+            <a:graphic xmlns:a="http://schemas.openxmlformats.org/drawingml/2006/main">
+              <a:graphicData uri="http://schemas.openxmlformats.org/drawingml/2006/picture">
+                <pic:pic xmlns:pic="http://schemas.openxmlformats.org/drawingml/2006/picture">
+                  <pic:nvPicPr>
+                    <pic:cNvPr id="1365179122" name="Imagen 1365179122"/>
+                    <pic:cNvPicPr/>
+                  </pic:nvPicPr>
+                  <pic:blipFill>
+                    <a:blip r:embed="rId7" cstate="print">
+                      <a:extLst>
+                        <a:ext uri="{28A0092B-C50C-407E-A947-70E740481C1C}">
+                          <a14:useLocalDpi xmlns:a14="http://schemas.microsoft.com/office/drawing/2010/main" val="0"/>
+                        </a:ext>
+                      </a:extLst>
+                    </a:blip>
+                    <a:stretch>
+                      <a:fillRect/>
+                    </a:stretch>
+                  </pic:blipFill>
+                  <pic:spPr>
+                    <a:xfrm>
+                      <a:off x="0" y="0"/>
+                      <a:ext cx="5400675" cy="2945765"/>
+                    </a:xfrm>
+                    <a:prstGeom prst="rect">
+                      <a:avLst/>
+                    </a:prstGeom>
+                  </pic:spPr>
+                </pic:pic>
+              </a:graphicData>
+            </a:graphic>
+          </wp:inline>
+        </w:drawing>
+      </w:r>
+    </w:p>
+    <w:p>
+      <w:pPr>
+        <w:spacing w:after="0"/>
+        <w:rPr>
+          <w:rFonts w:ascii="Arial Narrow" w:hAnsi="Arial Narrow"/>
+          <w:b/>
+          <w:bCs/>
+          <w:i/>
+          <w:iCs/>
+        </w:rPr>
+      </w:pPr>
+    </w:p>
+    <w:p>
+      <w:pPr>
+        <w:spacing w:after="0"/>
+        <w:rPr>
+          <w:rFonts w:ascii="Arial Narrow" w:hAnsi="Arial Narrow"/>
+          <w:b/>
+          <w:bCs/>
+          <w:i/>
+          <w:iCs/>
+        </w:rPr>
+      </w:pPr>
+      <w:r>
+        <w:rPr>
+          <w:rFonts w:ascii="Arial Narrow" w:hAnsi="Arial Narrow"/>
+          <w:b/>
+          <w:bCs/>
+          <w:i/>
+          <w:iCs/>
+        </w:rPr>
+        <w:t>Motores de Búsqueda e Índices Invertidos</w:t>
+      </w:r>
+    </w:p>
+    <w:p>
+      <w:pPr>
+        <w:spacing w:after="0"/>
+        <w:rPr>
+          <w:rFonts w:ascii="Arial Narrow" w:hAnsi="Arial Narrow"/>
+          <w:b/>
+          <w:bCs/>
+          <w:i/>
+          <w:iCs/>
+        </w:rPr>
+      </w:pPr>
+      <w:r>
+        <w:rPr>
+          <w:rFonts w:ascii="Arial Narrow" w:hAnsi="Arial Narrow"/>
+          <w:b/>
+          <w:bCs/>
+          <w:i/>
+          <w:iCs/>
+        </w:rPr>
+        <w:t>2) Se dispone de los siguientes documentos:</w:t>
+      </w:r>
+    </w:p>
+    <w:p>
+      <w:pPr>
+        <w:spacing w:after="0"/>
+        <w:rPr>
+          <w:rFonts w:ascii="Arial Narrow" w:hAnsi="Arial Narrow"/>
+          <w:b/>
+          <w:bCs/>
+          <w:i/>
+          <w:iCs/>
+        </w:rPr>
+      </w:pPr>
+      <w:r>
+        <w:rPr>
+          <w:rFonts w:ascii="Arial Narrow" w:hAnsi="Arial Narrow"/>
+          <w:b/>
+          <w:bCs/>
+          <w:i/>
+          <w:iCs/>
+        </w:rPr>
+        <w:t>D1: “La base de datos utiliza índices”</w:t>
+      </w:r>
+    </w:p>
+    <w:p>
+      <w:pPr>
+        <w:spacing w:after="0"/>
+        <w:rPr>
+          <w:rFonts w:ascii="Arial Narrow" w:hAnsi="Arial Narrow"/>
+          <w:b/>
+          <w:bCs/>
+          <w:i/>
+          <w:iCs/>
+        </w:rPr>
+      </w:pPr>
+      <w:r>
+        <w:rPr>
+          <w:rFonts w:ascii="Arial Narrow" w:hAnsi="Arial Narrow"/>
+          <w:b/>
+          <w:bCs/>
+          <w:i/>
+          <w:iCs/>
+        </w:rPr>
+        <w:t>D2: “Los índices aceleran la búsqueda”</w:t>
+      </w:r>
+    </w:p>
+    <w:p>
+      <w:pPr>
+        <w:spacing w:after="0"/>
+        <w:rPr>
+          <w:rFonts w:ascii="Arial Narrow" w:hAnsi="Arial Narrow"/>
+          <w:b/>
+          <w:bCs/>
+          <w:i/>
+          <w:iCs/>
+        </w:rPr>
+      </w:pPr>
+      <w:r>
+        <w:rPr>
+          <w:rFonts w:ascii="Arial Narrow" w:hAnsi="Arial Narrow"/>
+          <w:b/>
+          <w:bCs/>
+          <w:i/>
+          <w:iCs/>
+        </w:rPr>
+        <w:t>D3: “La búsqueda en bases de datos requiere organización”</w:t>
+      </w:r>
+    </w:p>
+    <w:p>
+      <w:pPr>
+        <w:spacing w:after="0"/>
+        <w:rPr>
+          <w:rFonts w:ascii="Arial Narrow" w:hAnsi="Arial Narrow"/>
+          <w:b/>
+          <w:bCs/>
+        </w:rPr>
+      </w:pPr>
+      <w:r>
+        <w:rPr>
+          <w:rFonts w:ascii="Arial Narrow" w:hAnsi="Arial Narrow"/>
+          <w:b/>
+          <w:bCs/>
+        </w:rPr>
+        <w:t>PROCESAMIENTO</w:t>
+      </w:r>
+    </w:p>
+    <w:p>
+      <w:pPr>
+        <w:pStyle w:val="Prrafodelista"/>
+        <w:numPr>
+          <w:ilvl w:val="0"/>
+          <w:numId w:val="3"/>
+        </w:numPr>
+        <w:spacing w:after="0"/>
+        <w:rPr>
+          <w:rFonts w:ascii="Arial Narrow" w:hAnsi="Arial Narrow"/>
+          <w:b/>
+          <w:bCs/>
+          <w:i/>
+          <w:iCs/>
+        </w:rPr>
+      </w:pPr>
+      <w:proofErr w:type="spellStart"/>
+      <w:r>
+        <w:rPr>
+          <w:rFonts w:ascii="Arial Narrow" w:hAnsi="Arial Narrow"/>
+          <w:b/>
+          <w:bCs/>
+          <w:i/>
+          <w:iCs/>
+        </w:rPr>
+        <w:t>Tokenización</w:t>
+      </w:r>
+      <w:proofErr w:type="spellEnd"/>
+      <w:r>
+        <w:rPr>
+          <w:rFonts w:ascii="Arial Narrow" w:hAnsi="Arial Narrow"/>
+          <w:b/>
+          <w:bCs/>
+          <w:i/>
+          <w:iCs/>
+        </w:rPr>
+        <w:t>: Separar cada documento en términos.</w:t>
+      </w:r>
+    </w:p>
+    <w:p>
+      <w:pPr>
+        <w:pStyle w:val="NormalWeb"/>
+        <w:spacing w:before="0" w:beforeAutospacing="0" w:after="0" w:afterAutospacing="0"/>
+        <w:ind w:left="720"/>
+        <w:rPr>
+          <w:rFonts w:ascii="Arial Narrow" w:hAnsi="Arial Narrow"/>
+        </w:rPr>
+      </w:pPr>
+      <w:r>
+        <w:rPr>
+          <w:rFonts w:ascii="Arial Narrow" w:hAnsi="Arial Narrow" w:cs="Arial"/>
+          <w:color w:val="000000"/>
+          <w:sz w:val="22"/>
+          <w:szCs w:val="22"/>
+        </w:rPr>
+        <w:t>D1: “La” “base” “de” “datos” “utiliza” “índices”</w:t>
+      </w:r>
+    </w:p>
+    <w:p>
+      <w:pPr>
+        <w:pStyle w:val="NormalWeb"/>
+        <w:spacing w:before="0" w:beforeAutospacing="0" w:after="0" w:afterAutospacing="0"/>
+        <w:ind w:left="720"/>
+        <w:rPr>
+          <w:rFonts w:ascii="Arial Narrow" w:hAnsi="Arial Narrow"/>
+        </w:rPr>
+      </w:pPr>
+      <w:r>
+        <w:rPr>
+          <w:rFonts w:ascii="Arial Narrow" w:hAnsi="Arial Narrow" w:cs="Arial"/>
+          <w:color w:val="000000"/>
+          <w:sz w:val="22"/>
+          <w:szCs w:val="22"/>
+        </w:rPr>
+        <w:t>D2: “Los” “índices” “aceleran” “la” “búsqueda”</w:t>
+      </w:r>
+    </w:p>
+    <w:p>
+      <w:pPr>
+        <w:pStyle w:val="NormalWeb"/>
+        <w:spacing w:before="0" w:beforeAutospacing="0" w:after="240" w:afterAutospacing="0"/>
+        <w:ind w:left="720"/>
+        <w:rPr>
+          <w:rFonts w:ascii="Arial Narrow" w:hAnsi="Arial Narrow" w:cs="Arial"/>
+          <w:color w:val="000000"/>
+          <w:sz w:val="22"/>
+          <w:szCs w:val="22"/>
+        </w:rPr>
+      </w:pPr>
+      <w:r>
+        <w:rPr>
+          <w:rFonts w:ascii="Arial Narrow" w:hAnsi="Arial Narrow" w:cs="Arial"/>
+          <w:color w:val="000000"/>
+          <w:sz w:val="22"/>
+          <w:szCs w:val="22"/>
+        </w:rPr>
+        <w:t>D3: “La” “búsqueda” “en” “bases” “de” “datos” “requiere” “organización”</w:t>
+      </w:r>
+    </w:p>
+    <w:p>
+      <w:pPr>
+        <w:pStyle w:val="Prrafodelista"/>
+        <w:numPr>
+          <w:ilvl w:val="0"/>
+          <w:numId w:val="3"/>
+        </w:numPr>
+        <w:spacing w:after="0"/>
+        <w:rPr>
+          <w:rFonts w:ascii="Arial Narrow" w:hAnsi="Arial Narrow"/>
+          <w:b/>
+          <w:bCs/>
+          <w:i/>
+          <w:iCs/>
+        </w:rPr>
+      </w:pPr>
+      <w:r>
+        <w:rPr>
+          <w:rFonts w:ascii="Arial Narrow" w:hAnsi="Arial Narrow"/>
+          <w:b/>
+          <w:bCs/>
+          <w:i/>
+          <w:iCs/>
+        </w:rPr>
+        <w:t xml:space="preserve">Eliminación de </w:t>
+      </w:r>
+      <w:proofErr w:type="spellStart"/>
+      <w:r>
+        <w:rPr>
+          <w:rFonts w:ascii="Arial Narrow" w:hAnsi="Arial Narrow"/>
+          <w:b/>
+          <w:bCs/>
+          <w:i/>
+          <w:iCs/>
+        </w:rPr>
+        <w:t>stopwords</w:t>
+      </w:r>
+      <w:proofErr w:type="spellEnd"/>
+      <w:r>
+        <w:rPr>
+          <w:rFonts w:ascii="Arial Narrow" w:hAnsi="Arial Narrow"/>
+          <w:b/>
+          <w:bCs/>
+          <w:i/>
+          <w:iCs/>
+        </w:rPr>
+        <w:t>: Eliminar palabras sin valor semántico relevante.</w:t>
+      </w:r>
+    </w:p>
+    <w:p>
+      <w:pPr>
+        <w:pStyle w:val="NormalWeb"/>
+        <w:spacing w:before="0" w:beforeAutospacing="0" w:after="0" w:afterAutospacing="0"/>
+        <w:ind w:left="720"/>
+        <w:jc w:val="both"/>
+        <w:rPr>
+          <w:rFonts w:ascii="Arial Narrow" w:hAnsi="Arial Narrow"/>
+        </w:rPr>
+      </w:pPr>
+      <w:r>
+        <w:rPr>
+          <w:rFonts w:ascii="Arial Narrow" w:hAnsi="Arial Narrow" w:cs="Arial"/>
+          <w:color w:val="000000"/>
+          <w:sz w:val="22"/>
+          <w:szCs w:val="22"/>
+        </w:rPr>
+        <w:t>D1: “base” “datos” “utiliza” “índices”</w:t>
+      </w:r>
+    </w:p>
+    <w:p>
+      <w:pPr>
+        <w:pStyle w:val="NormalWeb"/>
+        <w:spacing w:before="0" w:beforeAutospacing="0" w:after="0" w:afterAutospacing="0"/>
+        <w:ind w:left="720"/>
+        <w:jc w:val="both"/>
+        <w:rPr>
+          <w:rFonts w:ascii="Arial Narrow" w:hAnsi="Arial Narrow"/>
+        </w:rPr>
+      </w:pPr>
+      <w:r>
+        <w:rPr>
+          <w:rFonts w:ascii="Arial Narrow" w:hAnsi="Arial Narrow" w:cs="Arial"/>
+          <w:color w:val="000000"/>
+          <w:sz w:val="22"/>
+          <w:szCs w:val="22"/>
+        </w:rPr>
+        <w:t>D2: “índices” “aceleran” “búsqueda”</w:t>
+      </w:r>
+    </w:p>
+    <w:p>
+      <w:pPr>
+        <w:pStyle w:val="NormalWeb"/>
+        <w:spacing w:before="0" w:beforeAutospacing="0" w:after="240" w:afterAutospacing="0"/>
+        <w:ind w:left="720"/>
+        <w:jc w:val="both"/>
+        <w:rPr>
+          <w:rFonts w:ascii="Arial Narrow" w:hAnsi="Arial Narrow"/>
+        </w:rPr>
+      </w:pPr>
+      <w:r>
+        <w:rPr>
+          <w:rFonts w:ascii="Arial Narrow" w:hAnsi="Arial Narrow" w:cs="Arial"/>
+          <w:color w:val="000000"/>
+          <w:sz w:val="22"/>
+          <w:szCs w:val="22"/>
+        </w:rPr>
+        <w:t>D3: “búsqueda” “bases” “datos” “requiere” “organización”</w:t>
+      </w:r>
+    </w:p>
+    <w:p>
+      <w:pPr>
+        <w:pStyle w:val="Prrafodelista"/>
+        <w:numPr>
+          <w:ilvl w:val="0"/>
+          <w:numId w:val="3"/>
+        </w:numPr>
+        <w:spacing w:after="0"/>
+        <w:rPr>
+          <w:rFonts w:ascii="Arial Narrow" w:hAnsi="Arial Narrow"/>
+          <w:b/>
+          <w:bCs/>
+          <w:i/>
+          <w:iCs/>
+        </w:rPr>
+      </w:pPr>
+      <w:r>
+        <w:rPr>
+          <w:rFonts w:ascii="Arial Narrow" w:hAnsi="Arial Narrow"/>
+          <w:b/>
+          <w:bCs/>
+          <w:i/>
+          <w:iCs/>
+        </w:rPr>
+        <w:t>Normalización: Minúsculas, eliminación de acentos.</w:t>
+      </w:r>
+    </w:p>
+    <w:p>
+      <w:pPr>
+        <w:pStyle w:val="NormalWeb"/>
+        <w:spacing w:before="0" w:beforeAutospacing="0" w:after="0" w:afterAutospacing="0"/>
+        <w:ind w:left="720"/>
+        <w:rPr>
+          <w:rFonts w:ascii="Arial Narrow" w:hAnsi="Arial Narrow"/>
+        </w:rPr>
+      </w:pPr>
+      <w:r>
+        <w:rPr>
+          <w:rFonts w:ascii="Arial Narrow" w:hAnsi="Arial Narrow" w:cs="Arial"/>
+          <w:color w:val="000000"/>
+          <w:sz w:val="22"/>
+          <w:szCs w:val="22"/>
+        </w:rPr>
+        <w:t>D1: “base” “datos” “utiliza” “</w:t>
+      </w:r>
+      <w:proofErr w:type="spellStart"/>
+      <w:r>
+        <w:rPr>
+          <w:rFonts w:ascii="Arial Narrow" w:hAnsi="Arial Narrow" w:cs="Arial"/>
+          <w:color w:val="000000"/>
+          <w:sz w:val="22"/>
+          <w:szCs w:val="22"/>
+        </w:rPr>
+        <w:t>indices</w:t>
+      </w:r>
+      <w:proofErr w:type="spellEnd"/>
+      <w:r>
+        <w:rPr>
+          <w:rFonts w:ascii="Arial Narrow" w:hAnsi="Arial Narrow" w:cs="Arial"/>
+          <w:color w:val="000000"/>
+          <w:sz w:val="22"/>
+          <w:szCs w:val="22"/>
+        </w:rPr>
+        <w:t>”</w:t>
+      </w:r>
+    </w:p>
+    <w:p>
+      <w:pPr>
+        <w:pStyle w:val="NormalWeb"/>
+        <w:spacing w:before="0" w:beforeAutospacing="0" w:after="0" w:afterAutospacing="0"/>
+        <w:ind w:left="720"/>
+        <w:rPr>
+          <w:rFonts w:ascii="Arial Narrow" w:hAnsi="Arial Narrow"/>
+        </w:rPr>
+      </w:pPr>
+      <w:r>
+        <w:rPr>
+          <w:rFonts w:ascii="Arial Narrow" w:hAnsi="Arial Narrow" w:cs="Arial"/>
+          <w:color w:val="000000"/>
+          <w:sz w:val="22"/>
+          <w:szCs w:val="22"/>
+        </w:rPr>
+        <w:t>D2: “</w:t>
+      </w:r>
+      <w:proofErr w:type="spellStart"/>
+      <w:r>
+        <w:rPr>
+          <w:rFonts w:ascii="Arial Narrow" w:hAnsi="Arial Narrow" w:cs="Arial"/>
+          <w:color w:val="000000"/>
+          <w:sz w:val="22"/>
+          <w:szCs w:val="22"/>
+        </w:rPr>
+        <w:t>indices</w:t>
+      </w:r>
+      <w:proofErr w:type="spellEnd"/>
+      <w:r>
+        <w:rPr>
+          <w:rFonts w:ascii="Arial Narrow" w:hAnsi="Arial Narrow" w:cs="Arial"/>
+          <w:color w:val="000000"/>
+          <w:sz w:val="22"/>
+          <w:szCs w:val="22"/>
+        </w:rPr>
+        <w:t>” “aceleran” “</w:t>
+      </w:r>
+      <w:proofErr w:type="spellStart"/>
+      <w:r>
+        <w:rPr>
+          <w:rFonts w:ascii="Arial Narrow" w:hAnsi="Arial Narrow" w:cs="Arial"/>
+          <w:color w:val="000000"/>
+          <w:sz w:val="22"/>
+          <w:szCs w:val="22"/>
+        </w:rPr>
+        <w:t>busqueda</w:t>
+      </w:r>
+      <w:proofErr w:type="spellEnd"/>
+      <w:r>
+        <w:rPr>
+          <w:rFonts w:ascii="Arial Narrow" w:hAnsi="Arial Narrow" w:cs="Arial"/>
+          <w:color w:val="000000"/>
+          <w:sz w:val="22"/>
+          <w:szCs w:val="22"/>
+        </w:rPr>
+        <w:t>”</w:t>
+      </w:r>
+    </w:p>
+    <w:p>
+      <w:pPr>
+        <w:pStyle w:val="NormalWeb"/>
+        <w:spacing w:before="0" w:beforeAutospacing="0" w:after="0" w:afterAutospacing="0"/>
+        <w:ind w:left="720"/>
+        <w:rPr>
+          <w:rFonts w:ascii="Arial Narrow" w:hAnsi="Arial Narrow"/>
+        </w:rPr>
+      </w:pPr>
+      <w:r>
+        <w:rPr>
+          <w:rFonts w:ascii="Arial Narrow" w:hAnsi="Arial Narrow" w:cs="Arial"/>
+          <w:color w:val="000000"/>
+          <w:sz w:val="22"/>
+          <w:szCs w:val="22"/>
+        </w:rPr>
+        <w:t>D3: “</w:t>
+      </w:r>
+      <w:proofErr w:type="spellStart"/>
+      <w:r>
+        <w:rPr>
+          <w:rFonts w:ascii="Arial Narrow" w:hAnsi="Arial Narrow" w:cs="Arial"/>
+          <w:color w:val="000000"/>
+          <w:sz w:val="22"/>
+          <w:szCs w:val="22"/>
+        </w:rPr>
+        <w:t>busqueda</w:t>
+      </w:r>
+      <w:proofErr w:type="spellEnd"/>
+      <w:r>
+        <w:rPr>
+          <w:rFonts w:ascii="Arial Narrow" w:hAnsi="Arial Narrow" w:cs="Arial"/>
+          <w:color w:val="000000"/>
+          <w:sz w:val="22"/>
+          <w:szCs w:val="22"/>
+        </w:rPr>
+        <w:t>” “bases” “datos” “requiere” “</w:t>
+      </w:r>
+      <w:proofErr w:type="spellStart"/>
+      <w:r>
+        <w:rPr>
+          <w:rFonts w:ascii="Arial Narrow" w:hAnsi="Arial Narrow" w:cs="Arial"/>
+          <w:color w:val="000000"/>
+          <w:sz w:val="22"/>
+          <w:szCs w:val="22"/>
+        </w:rPr>
+        <w:t>organizacion</w:t>
+      </w:r>
+      <w:proofErr w:type="spellEnd"/>
+      <w:r>
+        <w:rPr>
+          <w:rFonts w:ascii="Arial Narrow" w:hAnsi="Arial Narrow" w:cs="Arial"/>
+          <w:color w:val="000000"/>
+          <w:sz w:val="22"/>
+          <w:szCs w:val="22"/>
+        </w:rPr>
+        <w:t>”</w:t>
+      </w:r>
+    </w:p>
+    <w:p>
+      <w:pPr>
+        <w:jc w:val="both"/>
+        <w:rPr>
+          <w:rFonts w:ascii="Arial Narrow" w:hAnsi="Arial Narrow"/>
+          <w:b/>
+          <w:bCs/>
+        </w:rPr>
+      </w:pPr>
+    </w:p>
+    <w:p>
+      <w:pPr>
+        <w:spacing w:after="0"/>
+        <w:jc w:val="both"/>
+        <w:rPr>
+          <w:rFonts w:ascii="Arial Narrow" w:hAnsi="Arial Narrow"/>
+          <w:b/>
+          <w:bCs/>
+          <w:i/>
+          <w:iCs/>
+        </w:rPr>
+      </w:pPr>
+      <w:r>
+        <w:rPr>
+          <w:rFonts w:ascii="Arial Narrow" w:hAnsi="Arial Narrow"/>
+          <w:b/>
+          <w:bCs/>
+          <w:i/>
+          <w:iCs/>
+        </w:rPr>
+        <w:t>CONSTRUCCIÓN DEL ÍNDICE</w:t>
+      </w:r>
+    </w:p>
+    <w:p>
+      <w:pPr>
+        <w:pStyle w:val="Prrafodelista"/>
+        <w:numPr>
+          <w:ilvl w:val="0"/>
+          <w:numId w:val="3"/>
+        </w:numPr>
+        <w:spacing w:after="0"/>
+        <w:jc w:val="both"/>
+        <w:rPr>
+          <w:rFonts w:ascii="Arial Narrow" w:hAnsi="Arial Narrow"/>
+          <w:b/>
+          <w:bCs/>
+          <w:i/>
+          <w:iCs/>
+        </w:rPr>
+      </w:pPr>
+      <w:r>
+        <w:rPr>
+          <w:rFonts w:ascii="Arial Narrow" w:hAnsi="Arial Narrow"/>
+          <w:b/>
+          <w:bCs/>
+          <w:i/>
+          <w:iCs/>
+        </w:rPr>
+        <w:t>Generación de pares (término, documento)</w:t>
+      </w:r>
+      <w:r>
+        <w:rPr>
+          <w:rFonts w:ascii="Arial Narrow" w:hAnsi="Arial Narrow"/>
+          <w:b/>
+          <w:bCs/>
+          <w:i/>
+          <w:iCs/>
+        </w:rPr>
+        <w:t>.</w:t>
+      </w:r>
+    </w:p>
+    <w:p>
+      <w:pPr>
+        <w:pStyle w:val="NormalWeb"/>
+        <w:spacing w:before="0" w:beforeAutospacing="0" w:after="0" w:afterAutospacing="0"/>
+        <w:ind w:left="720"/>
+        <w:rPr>
+          <w:rFonts w:ascii="Arial Narrow" w:hAnsi="Arial Narrow"/>
+        </w:rPr>
+      </w:pPr>
+      <w:r>
+        <w:rPr>
+          <w:rFonts w:ascii="Arial Narrow" w:hAnsi="Arial Narrow" w:cs="Arial"/>
+          <w:color w:val="000000"/>
+          <w:sz w:val="22"/>
+          <w:szCs w:val="22"/>
+        </w:rPr>
+        <w:t>(</w:t>
+      </w:r>
+      <w:proofErr w:type="gramStart"/>
+      <w:r>
+        <w:rPr>
+          <w:rFonts w:ascii="Arial Narrow" w:hAnsi="Arial Narrow" w:cs="Arial"/>
+          <w:color w:val="000000"/>
+          <w:sz w:val="22"/>
+          <w:szCs w:val="22"/>
+        </w:rPr>
+        <w:t>base,D</w:t>
+      </w:r>
+      <w:proofErr w:type="gramEnd"/>
+      <w:r>
+        <w:rPr>
+          <w:rFonts w:ascii="Arial Narrow" w:hAnsi="Arial Narrow" w:cs="Arial"/>
+          <w:color w:val="000000"/>
+          <w:sz w:val="22"/>
+          <w:szCs w:val="22"/>
+        </w:rPr>
+        <w:t>1</w:t>
+      </w:r>
+      <w:proofErr w:type="gramStart"/>
+      <w:r>
+        <w:rPr>
+          <w:rFonts w:ascii="Arial Narrow" w:hAnsi="Arial Narrow" w:cs="Arial"/>
+          <w:color w:val="000000"/>
+          <w:sz w:val="22"/>
+          <w:szCs w:val="22"/>
+        </w:rPr>
+        <w:t>),(datos,D</w:t>
+      </w:r>
+      <w:proofErr w:type="gramEnd"/>
+      <w:r>
+        <w:rPr>
+          <w:rFonts w:ascii="Arial Narrow" w:hAnsi="Arial Narrow" w:cs="Arial"/>
+          <w:color w:val="000000"/>
+          <w:sz w:val="22"/>
+          <w:szCs w:val="22"/>
+        </w:rPr>
+        <w:t>1</w:t>
+      </w:r>
+      <w:proofErr w:type="gramStart"/>
+      <w:r>
+        <w:rPr>
+          <w:rFonts w:ascii="Arial Narrow" w:hAnsi="Arial Narrow" w:cs="Arial"/>
+          <w:color w:val="000000"/>
+          <w:sz w:val="22"/>
+          <w:szCs w:val="22"/>
+        </w:rPr>
+        <w:t>),(utiliza,D</w:t>
+      </w:r>
+      <w:proofErr w:type="gramEnd"/>
+      <w:r>
+        <w:rPr>
+          <w:rFonts w:ascii="Arial Narrow" w:hAnsi="Arial Narrow" w:cs="Arial"/>
+          <w:color w:val="000000"/>
+          <w:sz w:val="22"/>
+          <w:szCs w:val="22"/>
+        </w:rPr>
+        <w:t>1</w:t>
+      </w:r>
+      <w:proofErr w:type="gramStart"/>
+      <w:r>
+        <w:rPr>
+          <w:rFonts w:ascii="Arial Narrow" w:hAnsi="Arial Narrow" w:cs="Arial"/>
+          <w:color w:val="000000"/>
+          <w:sz w:val="22"/>
+          <w:szCs w:val="22"/>
+        </w:rPr>
+        <w:t>),(indices,D</w:t>
+      </w:r>
+      <w:proofErr w:type="gramEnd"/>
+      <w:r>
+        <w:rPr>
+          <w:rFonts w:ascii="Arial Narrow" w:hAnsi="Arial Narrow" w:cs="Arial"/>
+          <w:color w:val="000000"/>
+          <w:sz w:val="22"/>
+          <w:szCs w:val="22"/>
+        </w:rPr>
+        <w:t>1), (</w:t>
+      </w:r>
+      <w:proofErr w:type="gramStart"/>
+      <w:r>
+        <w:rPr>
+          <w:rFonts w:ascii="Arial Narrow" w:hAnsi="Arial Narrow" w:cs="Arial"/>
+          <w:color w:val="000000"/>
+          <w:sz w:val="22"/>
+          <w:szCs w:val="22"/>
+        </w:rPr>
+        <w:t>indices,D</w:t>
+      </w:r>
+      <w:proofErr w:type="gramEnd"/>
+      <w:r>
+        <w:rPr>
+          <w:rFonts w:ascii="Arial Narrow" w:hAnsi="Arial Narrow" w:cs="Arial"/>
+          <w:color w:val="000000"/>
+          <w:sz w:val="22"/>
+          <w:szCs w:val="22"/>
+        </w:rPr>
+        <w:t>2), (</w:t>
+      </w:r>
+      <w:proofErr w:type="gramStart"/>
+      <w:r>
+        <w:rPr>
+          <w:rFonts w:ascii="Arial Narrow" w:hAnsi="Arial Narrow" w:cs="Arial"/>
+          <w:color w:val="000000"/>
+          <w:sz w:val="22"/>
+          <w:szCs w:val="22"/>
+        </w:rPr>
+        <w:t>aceleran,D</w:t>
+      </w:r>
+      <w:proofErr w:type="gramEnd"/>
+      <w:r>
+        <w:rPr>
+          <w:rFonts w:ascii="Arial Narrow" w:hAnsi="Arial Narrow" w:cs="Arial"/>
+          <w:color w:val="000000"/>
+          <w:sz w:val="22"/>
+          <w:szCs w:val="22"/>
+        </w:rPr>
+        <w:t>2), (</w:t>
+      </w:r>
+      <w:proofErr w:type="gramStart"/>
+      <w:r>
+        <w:rPr>
+          <w:rFonts w:ascii="Arial Narrow" w:hAnsi="Arial Narrow" w:cs="Arial"/>
+          <w:color w:val="000000"/>
+          <w:sz w:val="22"/>
+          <w:szCs w:val="22"/>
+        </w:rPr>
+        <w:t>busqueda,D</w:t>
+      </w:r>
+      <w:proofErr w:type="gramEnd"/>
+      <w:r>
+        <w:rPr>
+          <w:rFonts w:ascii="Arial Narrow" w:hAnsi="Arial Narrow" w:cs="Arial"/>
+          <w:color w:val="000000"/>
+          <w:sz w:val="22"/>
+          <w:szCs w:val="22"/>
+        </w:rPr>
+        <w:t>2), (</w:t>
+      </w:r>
+      <w:proofErr w:type="gramStart"/>
+      <w:r>
+        <w:rPr>
+          <w:rFonts w:ascii="Arial Narrow" w:hAnsi="Arial Narrow" w:cs="Arial"/>
+          <w:color w:val="000000"/>
+          <w:sz w:val="22"/>
+          <w:szCs w:val="22"/>
+        </w:rPr>
+        <w:t>busqueda,D</w:t>
+      </w:r>
+      <w:proofErr w:type="gramEnd"/>
+      <w:r>
+        <w:rPr>
+          <w:rFonts w:ascii="Arial Narrow" w:hAnsi="Arial Narrow" w:cs="Arial"/>
+          <w:color w:val="000000"/>
+          <w:sz w:val="22"/>
+          <w:szCs w:val="22"/>
+        </w:rPr>
+        <w:t>3), (</w:t>
+      </w:r>
+      <w:proofErr w:type="gramStart"/>
+      <w:r>
+        <w:rPr>
+          <w:rFonts w:ascii="Arial Narrow" w:hAnsi="Arial Narrow" w:cs="Arial"/>
+          <w:color w:val="000000"/>
+          <w:sz w:val="22"/>
+          <w:szCs w:val="22"/>
+        </w:rPr>
+        <w:t>bases,D</w:t>
+      </w:r>
+      <w:proofErr w:type="gramEnd"/>
+      <w:r>
+        <w:rPr>
+          <w:rFonts w:ascii="Arial Narrow" w:hAnsi="Arial Narrow" w:cs="Arial"/>
+          <w:color w:val="000000"/>
+          <w:sz w:val="22"/>
+          <w:szCs w:val="22"/>
+        </w:rPr>
+        <w:t>3), (</w:t>
+      </w:r>
+      <w:proofErr w:type="gramStart"/>
+      <w:r>
+        <w:rPr>
+          <w:rFonts w:ascii="Arial Narrow" w:hAnsi="Arial Narrow" w:cs="Arial"/>
+          <w:color w:val="000000"/>
+          <w:sz w:val="22"/>
+          <w:szCs w:val="22"/>
+        </w:rPr>
+        <w:t>datos,D</w:t>
+      </w:r>
+      <w:proofErr w:type="gramEnd"/>
+      <w:r>
+        <w:rPr>
+          <w:rFonts w:ascii="Arial Narrow" w:hAnsi="Arial Narrow" w:cs="Arial"/>
+          <w:color w:val="000000"/>
+          <w:sz w:val="22"/>
+          <w:szCs w:val="22"/>
+        </w:rPr>
+        <w:t>3), (</w:t>
+      </w:r>
+      <w:proofErr w:type="gramStart"/>
+      <w:r>
+        <w:rPr>
+          <w:rFonts w:ascii="Arial Narrow" w:hAnsi="Arial Narrow" w:cs="Arial"/>
+          <w:color w:val="000000"/>
+          <w:sz w:val="22"/>
+          <w:szCs w:val="22"/>
+        </w:rPr>
+        <w:t>requiere,D</w:t>
+      </w:r>
+      <w:proofErr w:type="gramEnd"/>
+      <w:r>
+        <w:rPr>
+          <w:rFonts w:ascii="Arial Narrow" w:hAnsi="Arial Narrow" w:cs="Arial"/>
+          <w:color w:val="000000"/>
+          <w:sz w:val="22"/>
+          <w:szCs w:val="22"/>
+        </w:rPr>
+        <w:t>3), (</w:t>
+      </w:r>
+      <w:proofErr w:type="gramStart"/>
+      <w:r>
+        <w:rPr>
+          <w:rFonts w:ascii="Arial Narrow" w:hAnsi="Arial Narrow" w:cs="Arial"/>
+          <w:color w:val="000000"/>
+          <w:sz w:val="22"/>
+          <w:szCs w:val="22"/>
+        </w:rPr>
+        <w:t>organizacion,D</w:t>
+      </w:r>
+      <w:proofErr w:type="gramEnd"/>
+      <w:r>
+        <w:rPr>
+          <w:rFonts w:ascii="Arial Narrow" w:hAnsi="Arial Narrow" w:cs="Arial"/>
+          <w:color w:val="000000"/>
+          <w:sz w:val="22"/>
+          <w:szCs w:val="22"/>
+        </w:rPr>
+        <w:t>3)</w:t>
+      </w:r>
+    </w:p>
+    <w:p>
+      <w:pPr>
+        <w:pStyle w:val="Prrafodelista"/>
+        <w:spacing w:after="0"/>
+        <w:jc w:val="both"/>
+        <w:rPr>
+          <w:rFonts w:ascii="Arial Narrow" w:hAnsi="Arial Narrow"/>
+          <w:b/>
+          <w:bCs/>
+          <w:i/>
+          <w:iCs/>
+        </w:rPr>
+      </w:pPr>
+    </w:p>
+    <w:p>
+      <w:pPr>
+        <w:pStyle w:val="Prrafodelista"/>
+        <w:numPr>
+          <w:ilvl w:val="0"/>
+          <w:numId w:val="3"/>
+        </w:numPr>
+        <w:spacing w:after="0"/>
+        <w:jc w:val="both"/>
+        <w:rPr>
+          <w:rFonts w:ascii="Arial Narrow" w:hAnsi="Arial Narrow"/>
+          <w:b/>
+          <w:bCs/>
+          <w:i/>
+          <w:iCs/>
+        </w:rPr>
+      </w:pPr>
+      <w:r>
+        <w:rPr>
+          <w:rFonts w:ascii="Arial Narrow" w:hAnsi="Arial Narrow"/>
+          <w:b/>
+          <w:bCs/>
+          <w:i/>
+          <w:iCs/>
+        </w:rPr>
+        <w:t>Ordenamiento: Ordenar los pares por término.</w:t>
+      </w:r>
+    </w:p>
+    <w:p>
+      <w:pPr>
+        <w:pStyle w:val="Prrafodelista"/>
+        <w:spacing w:after="0"/>
+        <w:jc w:val="both"/>
+        <w:rPr>
+          <w:rFonts w:ascii="Arial Narrow" w:hAnsi="Arial Narrow"/>
+          <w:i/>
+          <w:iCs/>
+        </w:rPr>
+      </w:pPr>
+      <w:r>
+        <w:rPr>
+          <w:rFonts w:ascii="Arial Narrow" w:hAnsi="Arial Narrow"/>
+          <w:i/>
+          <w:iCs/>
+        </w:rPr>
+        <w:t>(</w:t>
+      </w:r>
+      <w:proofErr w:type="gramStart"/>
+      <w:r>
+        <w:rPr>
+          <w:rFonts w:ascii="Arial Narrow" w:hAnsi="Arial Narrow"/>
+          <w:i/>
+          <w:iCs/>
+        </w:rPr>
+        <w:t>aceleran,D</w:t>
+      </w:r>
+      <w:proofErr w:type="gramEnd"/>
+      <w:r>
+        <w:rPr>
+          <w:rFonts w:ascii="Arial Narrow" w:hAnsi="Arial Narrow"/>
+          <w:i/>
+          <w:iCs/>
+        </w:rPr>
+        <w:t>2), (</w:t>
+      </w:r>
+      <w:proofErr w:type="gramStart"/>
+      <w:r>
+        <w:rPr>
+          <w:rFonts w:ascii="Arial Narrow" w:hAnsi="Arial Narrow"/>
+          <w:i/>
+          <w:iCs/>
+        </w:rPr>
+        <w:t>base,D</w:t>
+      </w:r>
+      <w:proofErr w:type="gramEnd"/>
+      <w:r>
+        <w:rPr>
+          <w:rFonts w:ascii="Arial Narrow" w:hAnsi="Arial Narrow"/>
+          <w:i/>
+          <w:iCs/>
+        </w:rPr>
+        <w:t>1), (</w:t>
+      </w:r>
+      <w:proofErr w:type="gramStart"/>
+      <w:r>
+        <w:rPr>
+          <w:rFonts w:ascii="Arial Narrow" w:hAnsi="Arial Narrow"/>
+          <w:i/>
+          <w:iCs/>
+        </w:rPr>
+        <w:t>bases,D</w:t>
+      </w:r>
+      <w:proofErr w:type="gramEnd"/>
+      <w:r>
+        <w:rPr>
+          <w:rFonts w:ascii="Arial Narrow" w:hAnsi="Arial Narrow"/>
+          <w:i/>
+          <w:iCs/>
+        </w:rPr>
+        <w:t>3), (</w:t>
+      </w:r>
+      <w:proofErr w:type="gramStart"/>
+      <w:r>
+        <w:rPr>
+          <w:rFonts w:ascii="Arial Narrow" w:hAnsi="Arial Narrow"/>
+          <w:i/>
+          <w:iCs/>
+        </w:rPr>
+        <w:t>busqueda,D</w:t>
+      </w:r>
+      <w:proofErr w:type="gramEnd"/>
+      <w:r>
+        <w:rPr>
+          <w:rFonts w:ascii="Arial Narrow" w:hAnsi="Arial Narrow"/>
+          <w:i/>
+          <w:iCs/>
+        </w:rPr>
+        <w:t>2), (</w:t>
+      </w:r>
+      <w:proofErr w:type="gramStart"/>
+      <w:r>
+        <w:rPr>
+          <w:rFonts w:ascii="Arial Narrow" w:hAnsi="Arial Narrow"/>
+          <w:i/>
+          <w:iCs/>
+        </w:rPr>
+        <w:t>busqueda,D</w:t>
+      </w:r>
+      <w:proofErr w:type="gramEnd"/>
+      <w:r>
+        <w:rPr>
+          <w:rFonts w:ascii="Arial Narrow" w:hAnsi="Arial Narrow"/>
+          <w:i/>
+          <w:iCs/>
+        </w:rPr>
+        <w:t>3), (</w:t>
+      </w:r>
+      <w:proofErr w:type="gramStart"/>
+      <w:r>
+        <w:rPr>
+          <w:rFonts w:ascii="Arial Narrow" w:hAnsi="Arial Narrow"/>
+          <w:i/>
+          <w:iCs/>
+        </w:rPr>
+        <w:t>datos,D</w:t>
+      </w:r>
+      <w:proofErr w:type="gramEnd"/>
+      <w:r>
+        <w:rPr>
+          <w:rFonts w:ascii="Arial Narrow" w:hAnsi="Arial Narrow"/>
+          <w:i/>
+          <w:iCs/>
+        </w:rPr>
+        <w:t>1), (</w:t>
+      </w:r>
+      <w:proofErr w:type="gramStart"/>
+      <w:r>
+        <w:rPr>
+          <w:rFonts w:ascii="Arial Narrow" w:hAnsi="Arial Narrow"/>
+          <w:i/>
+          <w:iCs/>
+        </w:rPr>
+        <w:t>datos,D</w:t>
+      </w:r>
+      <w:proofErr w:type="gramEnd"/>
+      <w:r>
+        <w:rPr>
+          <w:rFonts w:ascii="Arial Narrow" w:hAnsi="Arial Narrow"/>
+          <w:i/>
+          <w:iCs/>
+        </w:rPr>
+        <w:t>3), (</w:t>
+      </w:r>
+      <w:proofErr w:type="gramStart"/>
+      <w:r>
+        <w:rPr>
+          <w:rFonts w:ascii="Arial Narrow" w:hAnsi="Arial Narrow"/>
+          <w:i/>
+          <w:iCs/>
+        </w:rPr>
+        <w:t>indices,D</w:t>
+      </w:r>
+      <w:proofErr w:type="gramEnd"/>
+      <w:r>
+        <w:rPr>
+          <w:rFonts w:ascii="Arial Narrow" w:hAnsi="Arial Narrow"/>
+          <w:i/>
+          <w:iCs/>
+        </w:rPr>
+        <w:t>1), (</w:t>
+      </w:r>
+      <w:proofErr w:type="gramStart"/>
+      <w:r>
+        <w:rPr>
+          <w:rFonts w:ascii="Arial Narrow" w:hAnsi="Arial Narrow"/>
+          <w:i/>
+          <w:iCs/>
+        </w:rPr>
+        <w:t>indices,D</w:t>
+      </w:r>
+      <w:proofErr w:type="gramEnd"/>
+      <w:r>
+        <w:rPr>
+          <w:rFonts w:ascii="Arial Narrow" w:hAnsi="Arial Narrow"/>
+          <w:i/>
+          <w:iCs/>
+        </w:rPr>
+        <w:t>2), (</w:t>
+      </w:r>
+      <w:proofErr w:type="gramStart"/>
+      <w:r>
+        <w:rPr>
+          <w:rFonts w:ascii="Arial Narrow" w:hAnsi="Arial Narrow"/>
+          <w:i/>
+          <w:iCs/>
+        </w:rPr>
+        <w:t>organizacion,D</w:t>
+      </w:r>
+      <w:proofErr w:type="gramEnd"/>
+      <w:r>
+        <w:rPr>
+          <w:rFonts w:ascii="Arial Narrow" w:hAnsi="Arial Narrow"/>
+          <w:i/>
+          <w:iCs/>
+        </w:rPr>
+        <w:t>3), (</w:t>
+      </w:r>
+      <w:proofErr w:type="gramStart"/>
+      <w:r>
+        <w:rPr>
+          <w:rFonts w:ascii="Arial Narrow" w:hAnsi="Arial Narrow"/>
+          <w:i/>
+          <w:iCs/>
+        </w:rPr>
+        <w:t>requiere,D</w:t>
+      </w:r>
+      <w:proofErr w:type="gramEnd"/>
+      <w:r>
+        <w:rPr>
+          <w:rFonts w:ascii="Arial Narrow" w:hAnsi="Arial Narrow"/>
+          <w:i/>
+          <w:iCs/>
+        </w:rPr>
+        <w:t>3)</w:t>
+      </w:r>
+    </w:p>
+    <w:p>
+      <w:pPr>
+        <w:pStyle w:val="Prrafodelista"/>
+        <w:spacing w:after="0"/>
+        <w:jc w:val="both"/>
+        <w:rPr>
+          <w:rFonts w:ascii="Arial Narrow" w:hAnsi="Arial Narrow"/>
+          <w:i/>
+          <w:iCs/>
+        </w:rPr>
+      </w:pPr>
+    </w:p>
+    <w:p>
+      <w:pPr>
+        <w:pStyle w:val="Prrafodelista"/>
+        <w:numPr>
+          <w:ilvl w:val="0"/>
+          <w:numId w:val="3"/>
+        </w:numPr>
+        <w:spacing w:after="0"/>
+        <w:jc w:val="both"/>
+        <w:rPr>
+          <w:rFonts w:ascii="Arial Narrow" w:hAnsi="Arial Narrow"/>
+          <w:b/>
+          <w:bCs/>
+          <w:i/>
+          <w:iCs/>
+        </w:rPr>
+      </w:pPr>
+      <w:r>
+        <w:rPr>
+          <w:rFonts w:ascii="Arial Narrow" w:hAnsi="Arial Narrow"/>
+          <w:b/>
+          <w:bCs/>
+          <w:i/>
+          <w:iCs/>
+        </w:rPr>
+        <w:lastRenderedPageBreak/>
+        <w:t>Agrupamiento: Agrupar términos iguales.</w:t>
+      </w:r>
+    </w:p>
+    <w:p>
+      <w:pPr>
+        <w:pStyle w:val="NormalWeb"/>
+        <w:spacing w:before="0" w:beforeAutospacing="0" w:after="0" w:afterAutospacing="0"/>
+        <w:ind w:left="720"/>
+        <w:rPr>
+          <w:rFonts w:ascii="Arial Narrow" w:hAnsi="Arial Narrow"/>
+        </w:rPr>
+      </w:pPr>
+      <w:r>
+        <w:rPr>
+          <w:rFonts w:ascii="Arial Narrow" w:hAnsi="Arial Narrow" w:cs="Arial"/>
+          <w:color w:val="000000"/>
+          <w:sz w:val="22"/>
+          <w:szCs w:val="22"/>
+        </w:rPr>
+        <w:t>aceleran-&gt; D2</w:t>
+      </w:r>
+    </w:p>
+    <w:p>
+      <w:pPr>
+        <w:pStyle w:val="NormalWeb"/>
+        <w:spacing w:before="0" w:beforeAutospacing="0" w:after="0" w:afterAutospacing="0"/>
+        <w:ind w:left="720"/>
+        <w:rPr>
+          <w:rFonts w:ascii="Arial Narrow" w:hAnsi="Arial Narrow"/>
+        </w:rPr>
+      </w:pPr>
+      <w:r>
+        <w:rPr>
+          <w:rFonts w:ascii="Arial Narrow" w:hAnsi="Arial Narrow" w:cs="Arial"/>
+          <w:color w:val="000000"/>
+          <w:sz w:val="22"/>
+          <w:szCs w:val="22"/>
+        </w:rPr>
+        <w:t>base-&gt;D1</w:t>
+      </w:r>
+    </w:p>
+    <w:p>
+      <w:pPr>
+        <w:pStyle w:val="NormalWeb"/>
+        <w:spacing w:before="0" w:beforeAutospacing="0" w:after="0" w:afterAutospacing="0"/>
+        <w:ind w:left="720"/>
+        <w:rPr>
+          <w:rFonts w:ascii="Arial Narrow" w:hAnsi="Arial Narrow"/>
+        </w:rPr>
+      </w:pPr>
+      <w:r>
+        <w:rPr>
+          <w:rFonts w:ascii="Arial Narrow" w:hAnsi="Arial Narrow" w:cs="Arial"/>
+          <w:color w:val="000000"/>
+          <w:sz w:val="22"/>
+          <w:szCs w:val="22"/>
+        </w:rPr>
+        <w:t>bases-&gt;D3</w:t>
+      </w:r>
+    </w:p>
+    <w:p>
+      <w:pPr>
+        <w:pStyle w:val="NormalWeb"/>
+        <w:spacing w:before="0" w:beforeAutospacing="0" w:after="0" w:afterAutospacing="0"/>
+        <w:ind w:left="720"/>
+        <w:rPr>
+          <w:rFonts w:ascii="Arial Narrow" w:hAnsi="Arial Narrow"/>
+        </w:rPr>
+      </w:pPr>
+      <w:proofErr w:type="spellStart"/>
+      <w:r>
+        <w:rPr>
+          <w:rFonts w:ascii="Arial Narrow" w:hAnsi="Arial Narrow" w:cs="Arial"/>
+          <w:color w:val="000000"/>
+          <w:sz w:val="22"/>
+          <w:szCs w:val="22"/>
+        </w:rPr>
+        <w:t>busqueda</w:t>
+      </w:r>
+      <w:proofErr w:type="spellEnd"/>
+      <w:r>
+        <w:rPr>
+          <w:rFonts w:ascii="Arial Narrow" w:hAnsi="Arial Narrow" w:cs="Arial"/>
+          <w:color w:val="000000"/>
+          <w:sz w:val="22"/>
+          <w:szCs w:val="22"/>
+        </w:rPr>
+        <w:t>-&gt;D</w:t>
+      </w:r>
+      <w:proofErr w:type="gramStart"/>
+      <w:r>
+        <w:rPr>
+          <w:rFonts w:ascii="Arial Narrow" w:hAnsi="Arial Narrow" w:cs="Arial"/>
+          <w:color w:val="000000"/>
+          <w:sz w:val="22"/>
+          <w:szCs w:val="22"/>
+        </w:rPr>
+        <w:t>2,D</w:t>
+      </w:r>
+      <w:proofErr w:type="gramEnd"/>
+      <w:r>
+        <w:rPr>
+          <w:rFonts w:ascii="Arial Narrow" w:hAnsi="Arial Narrow" w:cs="Arial"/>
+          <w:color w:val="000000"/>
+          <w:sz w:val="22"/>
+          <w:szCs w:val="22"/>
+        </w:rPr>
+        <w:t>3</w:t>
+      </w:r>
+    </w:p>
+    <w:p>
+      <w:pPr>
+        <w:pStyle w:val="NormalWeb"/>
+        <w:spacing w:before="0" w:beforeAutospacing="0" w:after="0" w:afterAutospacing="0"/>
+        <w:ind w:left="720"/>
+        <w:rPr>
+          <w:rFonts w:ascii="Arial Narrow" w:hAnsi="Arial Narrow"/>
+        </w:rPr>
+      </w:pPr>
+      <w:r>
+        <w:rPr>
+          <w:rFonts w:ascii="Arial Narrow" w:hAnsi="Arial Narrow" w:cs="Arial"/>
+          <w:color w:val="000000"/>
+          <w:sz w:val="22"/>
+          <w:szCs w:val="22"/>
+        </w:rPr>
+        <w:t>datos-&gt;D</w:t>
+      </w:r>
+      <w:proofErr w:type="gramStart"/>
+      <w:r>
+        <w:rPr>
+          <w:rFonts w:ascii="Arial Narrow" w:hAnsi="Arial Narrow" w:cs="Arial"/>
+          <w:color w:val="000000"/>
+          <w:sz w:val="22"/>
+          <w:szCs w:val="22"/>
+        </w:rPr>
+        <w:t>1,D</w:t>
+      </w:r>
+      <w:proofErr w:type="gramEnd"/>
+      <w:r>
+        <w:rPr>
+          <w:rFonts w:ascii="Arial Narrow" w:hAnsi="Arial Narrow" w:cs="Arial"/>
+          <w:color w:val="000000"/>
+          <w:sz w:val="22"/>
+          <w:szCs w:val="22"/>
+        </w:rPr>
+        <w:t>3</w:t>
+      </w:r>
+    </w:p>
+    <w:p>
+      <w:pPr>
+        <w:pStyle w:val="NormalWeb"/>
+        <w:spacing w:before="0" w:beforeAutospacing="0" w:after="0" w:afterAutospacing="0"/>
+        <w:ind w:left="720"/>
+        <w:rPr>
+          <w:rFonts w:ascii="Arial Narrow" w:hAnsi="Arial Narrow"/>
+        </w:rPr>
+      </w:pPr>
+      <w:proofErr w:type="spellStart"/>
+      <w:r>
+        <w:rPr>
+          <w:rFonts w:ascii="Arial Narrow" w:hAnsi="Arial Narrow" w:cs="Arial"/>
+          <w:color w:val="000000"/>
+          <w:sz w:val="22"/>
+          <w:szCs w:val="22"/>
+        </w:rPr>
+        <w:t>indices</w:t>
+      </w:r>
+      <w:proofErr w:type="spellEnd"/>
+      <w:r>
+        <w:rPr>
+          <w:rFonts w:ascii="Arial Narrow" w:hAnsi="Arial Narrow" w:cs="Arial"/>
+          <w:color w:val="000000"/>
+          <w:sz w:val="22"/>
+          <w:szCs w:val="22"/>
+        </w:rPr>
+        <w:t>-&gt;D</w:t>
+      </w:r>
+      <w:proofErr w:type="gramStart"/>
+      <w:r>
+        <w:rPr>
+          <w:rFonts w:ascii="Arial Narrow" w:hAnsi="Arial Narrow" w:cs="Arial"/>
+          <w:color w:val="000000"/>
+          <w:sz w:val="22"/>
+          <w:szCs w:val="22"/>
+        </w:rPr>
+        <w:t>1,D</w:t>
+      </w:r>
+      <w:proofErr w:type="gramEnd"/>
+      <w:r>
+        <w:rPr>
+          <w:rFonts w:ascii="Arial Narrow" w:hAnsi="Arial Narrow" w:cs="Arial"/>
+          <w:color w:val="000000"/>
+          <w:sz w:val="22"/>
+          <w:szCs w:val="22"/>
+        </w:rPr>
+        <w:t>2</w:t>
+      </w:r>
+    </w:p>
+    <w:p>
+      <w:pPr>
+        <w:pStyle w:val="NormalWeb"/>
+        <w:spacing w:before="0" w:beforeAutospacing="0" w:after="0" w:afterAutospacing="0"/>
+        <w:ind w:left="720"/>
+        <w:rPr>
+          <w:rFonts w:ascii="Arial Narrow" w:hAnsi="Arial Narrow"/>
+        </w:rPr>
+      </w:pPr>
+      <w:proofErr w:type="spellStart"/>
+      <w:r>
+        <w:rPr>
+          <w:rFonts w:ascii="Arial Narrow" w:hAnsi="Arial Narrow" w:cs="Arial"/>
+          <w:color w:val="000000"/>
+          <w:sz w:val="22"/>
+          <w:szCs w:val="22"/>
+        </w:rPr>
+        <w:t>organizacion</w:t>
+      </w:r>
+      <w:proofErr w:type="spellEnd"/>
+      <w:r>
+        <w:rPr>
+          <w:rFonts w:ascii="Arial Narrow" w:hAnsi="Arial Narrow" w:cs="Arial"/>
+          <w:color w:val="000000"/>
+          <w:sz w:val="22"/>
+          <w:szCs w:val="22"/>
+        </w:rPr>
+        <w:t>-&gt;D3</w:t>
+      </w:r>
+    </w:p>
+    <w:p>
+      <w:pPr>
+        <w:pStyle w:val="NormalWeb"/>
+        <w:spacing w:before="0" w:beforeAutospacing="0" w:after="0" w:afterAutospacing="0"/>
+        <w:ind w:left="720"/>
+        <w:rPr>
+          <w:rFonts w:ascii="Arial Narrow" w:hAnsi="Arial Narrow"/>
+        </w:rPr>
+      </w:pPr>
+      <w:r>
+        <w:rPr>
+          <w:rFonts w:ascii="Arial Narrow" w:hAnsi="Arial Narrow" w:cs="Arial"/>
+          <w:color w:val="000000"/>
+          <w:sz w:val="22"/>
+          <w:szCs w:val="22"/>
+        </w:rPr>
+        <w:t>requiere-&gt;D3</w:t>
+      </w:r>
+    </w:p>
+    <w:p>
+      <w:pPr>
+        <w:pStyle w:val="Prrafodelista"/>
+        <w:spacing w:after="0"/>
+        <w:jc w:val="both"/>
+        <w:rPr>
+          <w:rFonts w:ascii="Arial Narrow" w:hAnsi="Arial Narrow"/>
+          <w:b/>
+          <w:bCs/>
+          <w:i/>
+          <w:iCs/>
+        </w:rPr>
+      </w:pPr>
+    </w:p>
+    <w:p>
+      <w:pPr>
+        <w:pStyle w:val="Prrafodelista"/>
+        <w:numPr>
+          <w:ilvl w:val="0"/>
+          <w:numId w:val="3"/>
+        </w:numPr>
+        <w:spacing w:after="0"/>
+        <w:jc w:val="both"/>
+        <w:rPr>
+          <w:rFonts w:ascii="Arial Narrow" w:hAnsi="Arial Narrow"/>
+          <w:b/>
+          <w:bCs/>
+          <w:i/>
+          <w:iCs/>
+        </w:rPr>
+      </w:pPr>
+      <w:r>
+        <w:rPr>
+          <w:rFonts w:ascii="Arial Narrow" w:hAnsi="Arial Narrow"/>
+          <w:b/>
+          <w:bCs/>
+          <w:i/>
+          <w:iCs/>
+        </w:rPr>
+        <w:t>Índice invertido: Construir el índice final.</w:t>
+      </w:r>
+    </w:p>
+    <w:p>
+      <w:pPr>
+        <w:pStyle w:val="NormalWeb"/>
+        <w:spacing w:before="0" w:beforeAutospacing="0" w:after="0" w:afterAutospacing="0"/>
+        <w:ind w:left="720"/>
+        <w:rPr>
+          <w:rFonts w:ascii="Arial Narrow" w:hAnsi="Arial Narrow"/>
+        </w:rPr>
+      </w:pPr>
+      <w:r>
+        <w:rPr>
+          <w:rFonts w:ascii="Arial Narrow" w:hAnsi="Arial Narrow" w:cs="Arial"/>
+          <w:color w:val="000000"/>
+          <w:sz w:val="22"/>
+          <w:szCs w:val="22"/>
+        </w:rPr>
+        <w:t>aceleran-&gt; D2</w:t>
+      </w:r>
+    </w:p>
+    <w:p>
+      <w:pPr>
+        <w:pStyle w:val="NormalWeb"/>
+        <w:spacing w:before="0" w:beforeAutospacing="0" w:after="0" w:afterAutospacing="0"/>
+        <w:ind w:left="720"/>
+        <w:rPr>
+          <w:rFonts w:ascii="Arial Narrow" w:hAnsi="Arial Narrow"/>
+        </w:rPr>
+      </w:pPr>
+      <w:r>
+        <w:rPr>
+          <w:rFonts w:ascii="Arial Narrow" w:hAnsi="Arial Narrow" w:cs="Arial"/>
+          <w:color w:val="000000"/>
+          <w:sz w:val="22"/>
+          <w:szCs w:val="22"/>
+        </w:rPr>
+        <w:t>base-&gt;D1</w:t>
+      </w:r>
+    </w:p>
+    <w:p>
+      <w:pPr>
+        <w:pStyle w:val="NormalWeb"/>
+        <w:spacing w:before="0" w:beforeAutospacing="0" w:after="0" w:afterAutospacing="0"/>
+        <w:ind w:left="720"/>
+        <w:rPr>
+          <w:rFonts w:ascii="Arial Narrow" w:hAnsi="Arial Narrow"/>
+        </w:rPr>
+      </w:pPr>
+      <w:r>
+        <w:rPr>
+          <w:rFonts w:ascii="Arial Narrow" w:hAnsi="Arial Narrow" w:cs="Arial"/>
+          <w:color w:val="000000"/>
+          <w:sz w:val="22"/>
+          <w:szCs w:val="22"/>
+        </w:rPr>
+        <w:t>bases-&gt;D3</w:t>
+      </w:r>
+    </w:p>
+    <w:p>
+      <w:pPr>
+        <w:pStyle w:val="NormalWeb"/>
+        <w:spacing w:before="0" w:beforeAutospacing="0" w:after="0" w:afterAutospacing="0"/>
+        <w:ind w:left="720"/>
+        <w:rPr>
+          <w:rFonts w:ascii="Arial Narrow" w:hAnsi="Arial Narrow"/>
+        </w:rPr>
+      </w:pPr>
+      <w:proofErr w:type="spellStart"/>
+      <w:r>
+        <w:rPr>
+          <w:rFonts w:ascii="Arial Narrow" w:hAnsi="Arial Narrow" w:cs="Arial"/>
+          <w:color w:val="000000"/>
+          <w:sz w:val="22"/>
+          <w:szCs w:val="22"/>
+        </w:rPr>
+        <w:t>busqueda</w:t>
+      </w:r>
+      <w:proofErr w:type="spellEnd"/>
+      <w:r>
+        <w:rPr>
+          <w:rFonts w:ascii="Arial Narrow" w:hAnsi="Arial Narrow" w:cs="Arial"/>
+          <w:color w:val="000000"/>
+          <w:sz w:val="22"/>
+          <w:szCs w:val="22"/>
+        </w:rPr>
+        <w:t>-&gt;D</w:t>
+      </w:r>
+      <w:proofErr w:type="gramStart"/>
+      <w:r>
+        <w:rPr>
+          <w:rFonts w:ascii="Arial Narrow" w:hAnsi="Arial Narrow" w:cs="Arial"/>
+          <w:color w:val="000000"/>
+          <w:sz w:val="22"/>
+          <w:szCs w:val="22"/>
+        </w:rPr>
+        <w:t>2,D</w:t>
+      </w:r>
+      <w:proofErr w:type="gramEnd"/>
+      <w:r>
+        <w:rPr>
+          <w:rFonts w:ascii="Arial Narrow" w:hAnsi="Arial Narrow" w:cs="Arial"/>
+          <w:color w:val="000000"/>
+          <w:sz w:val="22"/>
+          <w:szCs w:val="22"/>
+        </w:rPr>
+        <w:t>3</w:t>
+      </w:r>
+    </w:p>
+    <w:p>
+      <w:pPr>
+        <w:pStyle w:val="NormalWeb"/>
+        <w:spacing w:before="0" w:beforeAutospacing="0" w:after="0" w:afterAutospacing="0"/>
+        <w:ind w:left="720"/>
+        <w:rPr>
+          <w:rFonts w:ascii="Arial Narrow" w:hAnsi="Arial Narrow"/>
+        </w:rPr>
+      </w:pPr>
+      <w:r>
+        <w:rPr>
+          <w:rFonts w:ascii="Arial Narrow" w:hAnsi="Arial Narrow" w:cs="Arial"/>
+          <w:color w:val="000000"/>
+          <w:sz w:val="22"/>
+          <w:szCs w:val="22"/>
+        </w:rPr>
+        <w:t>datos-&gt;D</w:t>
+      </w:r>
+      <w:proofErr w:type="gramStart"/>
+      <w:r>
+        <w:rPr>
+          <w:rFonts w:ascii="Arial Narrow" w:hAnsi="Arial Narrow" w:cs="Arial"/>
+          <w:color w:val="000000"/>
+          <w:sz w:val="22"/>
+          <w:szCs w:val="22"/>
+        </w:rPr>
+        <w:t>1,D</w:t>
+      </w:r>
+      <w:proofErr w:type="gramEnd"/>
+      <w:r>
+        <w:rPr>
+          <w:rFonts w:ascii="Arial Narrow" w:hAnsi="Arial Narrow" w:cs="Arial"/>
+          <w:color w:val="000000"/>
+          <w:sz w:val="22"/>
+          <w:szCs w:val="22"/>
+        </w:rPr>
+        <w:t>3</w:t>
+      </w:r>
+    </w:p>
+    <w:p>
+      <w:pPr>
+        <w:pStyle w:val="NormalWeb"/>
+        <w:spacing w:before="0" w:beforeAutospacing="0" w:after="0" w:afterAutospacing="0"/>
+        <w:ind w:left="720"/>
+        <w:rPr>
+          <w:rFonts w:ascii="Arial Narrow" w:hAnsi="Arial Narrow"/>
+        </w:rPr>
+      </w:pPr>
+      <w:proofErr w:type="spellStart"/>
+      <w:r>
+        <w:rPr>
+          <w:rFonts w:ascii="Arial Narrow" w:hAnsi="Arial Narrow" w:cs="Arial"/>
+          <w:color w:val="000000"/>
+          <w:sz w:val="22"/>
+          <w:szCs w:val="22"/>
+        </w:rPr>
+        <w:t>indices</w:t>
+      </w:r>
+      <w:proofErr w:type="spellEnd"/>
+      <w:r>
+        <w:rPr>
+          <w:rFonts w:ascii="Arial Narrow" w:hAnsi="Arial Narrow" w:cs="Arial"/>
+          <w:color w:val="000000"/>
+          <w:sz w:val="22"/>
+          <w:szCs w:val="22"/>
+        </w:rPr>
+        <w:t>-&gt;D</w:t>
+      </w:r>
+      <w:proofErr w:type="gramStart"/>
+      <w:r>
+        <w:rPr>
+          <w:rFonts w:ascii="Arial Narrow" w:hAnsi="Arial Narrow" w:cs="Arial"/>
+          <w:color w:val="000000"/>
+          <w:sz w:val="22"/>
+          <w:szCs w:val="22"/>
+        </w:rPr>
+        <w:t>1,D</w:t>
+      </w:r>
+      <w:proofErr w:type="gramEnd"/>
+      <w:r>
+        <w:rPr>
+          <w:rFonts w:ascii="Arial Narrow" w:hAnsi="Arial Narrow" w:cs="Arial"/>
+          <w:color w:val="000000"/>
+          <w:sz w:val="22"/>
+          <w:szCs w:val="22"/>
+        </w:rPr>
+        <w:t>2</w:t>
+      </w:r>
+    </w:p>
+    <w:p>
+      <w:pPr>
+        <w:pStyle w:val="NormalWeb"/>
+        <w:spacing w:before="0" w:beforeAutospacing="0" w:after="0" w:afterAutospacing="0"/>
+        <w:ind w:left="720"/>
+        <w:rPr>
+          <w:rFonts w:ascii="Arial Narrow" w:hAnsi="Arial Narrow"/>
+        </w:rPr>
+      </w:pPr>
+      <w:proofErr w:type="spellStart"/>
+      <w:r>
+        <w:rPr>
+          <w:rFonts w:ascii="Arial Narrow" w:hAnsi="Arial Narrow" w:cs="Arial"/>
+          <w:color w:val="000000"/>
+          <w:sz w:val="22"/>
+          <w:szCs w:val="22"/>
+        </w:rPr>
+        <w:t>organizacion</w:t>
+      </w:r>
+      <w:proofErr w:type="spellEnd"/>
+      <w:r>
+        <w:rPr>
+          <w:rFonts w:ascii="Arial Narrow" w:hAnsi="Arial Narrow" w:cs="Arial"/>
+          <w:color w:val="000000"/>
+          <w:sz w:val="22"/>
+          <w:szCs w:val="22"/>
+        </w:rPr>
+        <w:t>-&gt;D3</w:t>
+      </w:r>
+    </w:p>
+    <w:p>
+      <w:pPr>
+        <w:pStyle w:val="NormalWeb"/>
+        <w:spacing w:before="0" w:beforeAutospacing="0" w:after="0" w:afterAutospacing="0"/>
+        <w:ind w:left="720"/>
+        <w:rPr>
+          <w:rFonts w:ascii="Arial Narrow" w:hAnsi="Arial Narrow"/>
+        </w:rPr>
+      </w:pPr>
+      <w:r>
+        <w:rPr>
+          <w:rFonts w:ascii="Arial Narrow" w:hAnsi="Arial Narrow" w:cs="Arial"/>
+          <w:color w:val="000000"/>
+          <w:sz w:val="22"/>
+          <w:szCs w:val="22"/>
+        </w:rPr>
+        <w:t>requiere-&gt;D3</w:t>
+      </w:r>
+    </w:p>
+    <w:p>
+      <w:pPr>
+        <w:spacing w:after="0"/>
+        <w:jc w:val="both"/>
+        <w:rPr>
+          <w:rFonts w:ascii="Arial Narrow" w:hAnsi="Arial Narrow"/>
+          <w:b/>
+          <w:bCs/>
+          <w:i/>
+          <w:iCs/>
+        </w:rPr>
+      </w:pPr>
+    </w:p>
+    <w:p>
+      <w:pPr>
+        <w:spacing w:after="0"/>
+        <w:jc w:val="both"/>
+        <w:rPr>
+          <w:rFonts w:ascii="Arial Narrow" w:hAnsi="Arial Narrow"/>
+          <w:b/>
+          <w:bCs/>
+          <w:i/>
+          <w:iCs/>
+        </w:rPr>
+      </w:pPr>
+      <w:r>
+        <w:rPr>
+          <w:rFonts w:ascii="Arial Narrow" w:hAnsi="Arial Narrow"/>
+          <w:b/>
+          <w:bCs/>
+          <w:i/>
+          <w:iCs/>
+        </w:rPr>
+        <w:t>DICCIONARIO Y POSTINGS</w:t>
+      </w:r>
+    </w:p>
+    <w:p>
+      <w:pPr>
+        <w:pStyle w:val="Prrafodelista"/>
+        <w:numPr>
+          <w:ilvl w:val="0"/>
+          <w:numId w:val="3"/>
+        </w:numPr>
+        <w:spacing w:after="0"/>
+        <w:jc w:val="both"/>
+        <w:rPr>
+          <w:rFonts w:ascii="Arial Narrow" w:hAnsi="Arial Narrow"/>
+          <w:b/>
+          <w:bCs/>
+          <w:i/>
+          <w:iCs/>
+        </w:rPr>
+      </w:pPr>
+      <w:r>
+        <w:rPr>
+          <w:rFonts w:ascii="Arial Narrow" w:hAnsi="Arial Narrow"/>
+          <w:b/>
+          <w:bCs/>
+          <w:i/>
+          <w:iCs/>
+        </w:rPr>
+        <w:t>Diccionario: Construir tabla:</w:t>
+      </w:r>
+    </w:p>
     <w:tbl>
       <w:tblPr>
         <w:tblStyle w:val="Tablaconcuadrcula"/>
@@ -26,12 +1892,14 @@
             <w:pPr>
               <w:jc w:val="center"/>
               <w:rPr>
+                <w:rFonts w:ascii="Arial Narrow" w:hAnsi="Arial Narrow"/>
                 <w:b/>
                 <w:bCs/>
               </w:rPr>
             </w:pPr>
             <w:r>
               <w:rPr>
+                <w:rFonts w:ascii="Arial Narrow" w:hAnsi="Arial Narrow"/>
                 <w:b/>
                 <w:bCs/>
               </w:rPr>
@@ -47,19 +1915,27 @@
           <w:p>
             <w:pPr>
               <w:jc w:val="center"/>
+              <w:rPr>
+                <w:rFonts w:ascii="Arial Narrow" w:hAnsi="Arial Narrow"/>
+              </w:rPr>
             </w:pPr>
             <w:r>
               <w:rPr>
+                <w:rFonts w:ascii="Arial Narrow" w:hAnsi="Arial Narrow"/>
                 <w:b/>
                 <w:bCs/>
               </w:rPr>
               <w:t>Frecuencia</w:t>
             </w:r>
             <w:r>
+              <w:rPr>
+                <w:rFonts w:ascii="Arial Narrow" w:hAnsi="Arial Narrow"/>
+              </w:rPr>
               <w:t xml:space="preserve"> </w:t>
             </w:r>
             <w:r>
               <w:rPr>
+                <w:rFonts w:ascii="Arial Narrow" w:hAnsi="Arial Narrow"/>
                 <w:b/>
                 <w:bCs/>
               </w:rPr>
@@ -80,12 +1956,15 @@
           <w:p>
             <w:pPr>
               <w:jc w:val="center"/>
+              <w:rPr>
+                <w:rFonts w:ascii="Arial Narrow" w:hAnsi="Arial Narrow"/>
+              </w:rPr>
             </w:pPr>
             <w:r>
-              <w:t>a</w:t>
-            </w:r>
-            <w:r>
-              <w:t>celeran</w:t>
+              <w:rPr>
+                <w:rFonts w:ascii="Arial Narrow" w:hAnsi="Arial Narrow"/>
+              </w:rPr>
+              <w:t>aceleran</w:t>
             </w:r>
           </w:p>
         </w:tc>
@@ -97,8 +1976,14 @@
           <w:p>
             <w:pPr>
               <w:jc w:val="center"/>
+              <w:rPr>
+                <w:rFonts w:ascii="Arial Narrow" w:hAnsi="Arial Narrow"/>
+              </w:rPr>
             </w:pPr>
             <w:r>
+              <w:rPr>
+                <w:rFonts w:ascii="Arial Narrow" w:hAnsi="Arial Narrow"/>
+              </w:rPr>
               <w:t>1</w:t>
             </w:r>
           </w:p>
@@ -116,11 +2001,20 @@
           <w:p>
             <w:pPr>
               <w:jc w:val="center"/>
+              <w:rPr>
+                <w:rFonts w:ascii="Arial Narrow" w:hAnsi="Arial Narrow"/>
+              </w:rPr>
             </w:pPr>
             <w:r>
-              <w:t>b</w:t>
+              <w:rPr>
+                <w:rFonts w:ascii="Arial Narrow" w:hAnsi="Arial Narrow"/>
+              </w:rPr>
+              <w:t>B</w:t>
             </w:r>
             <w:r>
+              <w:rPr>
+                <w:rFonts w:ascii="Arial Narrow" w:hAnsi="Arial Narrow"/>
+              </w:rPr>
               <w:t>ase</w:t>
             </w:r>
           </w:p>
@@ -133,8 +2027,14 @@
           <w:p>
             <w:pPr>
               <w:jc w:val="center"/>
+              <w:rPr>
+                <w:rFonts w:ascii="Arial Narrow" w:hAnsi="Arial Narrow"/>
+              </w:rPr>
             </w:pPr>
             <w:r>
+              <w:rPr>
+                <w:rFonts w:ascii="Arial Narrow" w:hAnsi="Arial Narrow"/>
+              </w:rPr>
               <w:t>1</w:t>
             </w:r>
           </w:p>
@@ -152,12 +2052,15 @@
           <w:p>
             <w:pPr>
               <w:jc w:val="center"/>
+              <w:rPr>
+                <w:rFonts w:ascii="Arial Narrow" w:hAnsi="Arial Narrow"/>
+              </w:rPr>
             </w:pPr>
             <w:r>
-              <w:t>b</w:t>
-            </w:r>
-            <w:r>
-              <w:t>ases</w:t>
+              <w:rPr>
+                <w:rFonts w:ascii="Arial Narrow" w:hAnsi="Arial Narrow"/>
+              </w:rPr>
+              <w:t>bases</w:t>
             </w:r>
           </w:p>
         </w:tc>
@@ -169,8 +2072,14 @@
           <w:p>
             <w:pPr>
               <w:jc w:val="center"/>
+              <w:rPr>
+                <w:rFonts w:ascii="Arial Narrow" w:hAnsi="Arial Narrow"/>
+              </w:rPr>
             </w:pPr>
             <w:r>
+              <w:rPr>
+                <w:rFonts w:ascii="Arial Narrow" w:hAnsi="Arial Narrow"/>
+              </w:rPr>
               <w:t>1</w:t>
             </w:r>
           </w:p>
@@ -188,8 +2097,14 @@
           <w:p>
             <w:pPr>
               <w:jc w:val="center"/>
+              <w:rPr>
+                <w:rFonts w:ascii="Arial Narrow" w:hAnsi="Arial Narrow"/>
+              </w:rPr>
             </w:pPr>
             <w:r>
+              <w:rPr>
+                <w:rFonts w:ascii="Arial Narrow" w:hAnsi="Arial Narrow"/>
+              </w:rPr>
               <w:t>busqueda</w:t>
             </w:r>
           </w:p>
@@ -202,8 +2117,14 @@
           <w:p>
             <w:pPr>
               <w:jc w:val="center"/>
+              <w:rPr>
+                <w:rFonts w:ascii="Arial Narrow" w:hAnsi="Arial Narrow"/>
+              </w:rPr>
             </w:pPr>
             <w:r>
+              <w:rPr>
+                <w:rFonts w:ascii="Arial Narrow" w:hAnsi="Arial Narrow"/>
+              </w:rPr>
               <w:t>2</w:t>
             </w:r>
           </w:p>
@@ -221,12 +2142,15 @@
           <w:p>
             <w:pPr>
               <w:jc w:val="center"/>
+              <w:rPr>
+                <w:rFonts w:ascii="Arial Narrow" w:hAnsi="Arial Narrow"/>
+              </w:rPr>
             </w:pPr>
             <w:r>
-              <w:t>d</w:t>
-            </w:r>
-            <w:r>
-              <w:t>atos</w:t>
+              <w:rPr>
+                <w:rFonts w:ascii="Arial Narrow" w:hAnsi="Arial Narrow"/>
+              </w:rPr>
+              <w:t>datos</w:t>
             </w:r>
           </w:p>
         </w:tc>
@@ -238,8 +2162,14 @@
           <w:p>
             <w:pPr>
               <w:jc w:val="center"/>
+              <w:rPr>
+                <w:rFonts w:ascii="Arial Narrow" w:hAnsi="Arial Narrow"/>
+              </w:rPr>
             </w:pPr>
             <w:r>
+              <w:rPr>
+                <w:rFonts w:ascii="Arial Narrow" w:hAnsi="Arial Narrow"/>
+              </w:rPr>
               <w:t>2</w:t>
             </w:r>
           </w:p>
@@ -257,8 +2187,14 @@
           <w:p>
             <w:pPr>
               <w:jc w:val="center"/>
+              <w:rPr>
+                <w:rFonts w:ascii="Arial Narrow" w:hAnsi="Arial Narrow"/>
+              </w:rPr>
             </w:pPr>
             <w:r>
+              <w:rPr>
+                <w:rFonts w:ascii="Arial Narrow" w:hAnsi="Arial Narrow"/>
+              </w:rPr>
               <w:t>indices</w:t>
             </w:r>
           </w:p>
@@ -271,8 +2207,14 @@
           <w:p>
             <w:pPr>
               <w:jc w:val="center"/>
+              <w:rPr>
+                <w:rFonts w:ascii="Arial Narrow" w:hAnsi="Arial Narrow"/>
+              </w:rPr>
             </w:pPr>
             <w:r>
+              <w:rPr>
+                <w:rFonts w:ascii="Arial Narrow" w:hAnsi="Arial Narrow"/>
+              </w:rPr>
               <w:t>2</w:t>
             </w:r>
           </w:p>
@@ -290,8 +2232,14 @@
           <w:p>
             <w:pPr>
               <w:jc w:val="center"/>
+              <w:rPr>
+                <w:rFonts w:ascii="Arial Narrow" w:hAnsi="Arial Narrow"/>
+              </w:rPr>
             </w:pPr>
             <w:r>
+              <w:rPr>
+                <w:rFonts w:ascii="Arial Narrow" w:hAnsi="Arial Narrow"/>
+              </w:rPr>
               <w:t>organización</w:t>
             </w:r>
           </w:p>
@@ -304,8 +2252,14 @@
           <w:p>
             <w:pPr>
               <w:jc w:val="center"/>
+              <w:rPr>
+                <w:rFonts w:ascii="Arial Narrow" w:hAnsi="Arial Narrow"/>
+              </w:rPr>
             </w:pPr>
             <w:r>
+              <w:rPr>
+                <w:rFonts w:ascii="Arial Narrow" w:hAnsi="Arial Narrow"/>
+              </w:rPr>
               <w:t>1</w:t>
             </w:r>
           </w:p>
@@ -323,12 +2277,15 @@
           <w:p>
             <w:pPr>
               <w:jc w:val="center"/>
+              <w:rPr>
+                <w:rFonts w:ascii="Arial Narrow" w:hAnsi="Arial Narrow"/>
+              </w:rPr>
             </w:pPr>
             <w:r>
-              <w:t>r</w:t>
-            </w:r>
-            <w:r>
-              <w:t>equiere</w:t>
+              <w:rPr>
+                <w:rFonts w:ascii="Arial Narrow" w:hAnsi="Arial Narrow"/>
+              </w:rPr>
+              <w:t>requiere</w:t>
             </w:r>
           </w:p>
         </w:tc>
@@ -340,18 +2297,85 @@
           <w:p>
             <w:pPr>
               <w:jc w:val="center"/>
+              <w:rPr>
+                <w:rFonts w:ascii="Arial Narrow" w:hAnsi="Arial Narrow"/>
+              </w:rPr>
             </w:pPr>
             <w:r>
+              <w:rPr>
+                <w:rFonts w:ascii="Arial Narrow" w:hAnsi="Arial Narrow"/>
+              </w:rPr>
               <w:t>1</w:t>
             </w:r>
           </w:p>
         </w:tc>
       </w:tr>
     </w:tbl>
-    <w:p/>
-    <w:p>
-      <w:r>
-        <w:t>i) Posting list: término → lista de documentos</w:t>
+    <w:p>
+      <w:pPr>
+        <w:rPr>
+          <w:rFonts w:ascii="Arial Narrow" w:hAnsi="Arial Narrow"/>
+        </w:rPr>
+      </w:pPr>
+    </w:p>
+    <w:p>
+      <w:pPr>
+        <w:pStyle w:val="Prrafodelista"/>
+        <w:numPr>
+          <w:ilvl w:val="0"/>
+          <w:numId w:val="3"/>
+        </w:numPr>
+        <w:rPr>
+          <w:rFonts w:ascii="Arial Narrow" w:hAnsi="Arial Narrow"/>
+          <w:b/>
+          <w:bCs/>
+          <w:i/>
+          <w:iCs/>
+        </w:rPr>
+      </w:pPr>
+      <w:proofErr w:type="spellStart"/>
+      <w:r>
+        <w:rPr>
+          <w:rFonts w:ascii="Arial Narrow" w:hAnsi="Arial Narrow"/>
+          <w:b/>
+          <w:bCs/>
+          <w:i/>
+          <w:iCs/>
+        </w:rPr>
+        <w:t>Posting</w:t>
+      </w:r>
+      <w:proofErr w:type="spellEnd"/>
+      <w:r>
+        <w:rPr>
+          <w:rFonts w:ascii="Arial Narrow" w:hAnsi="Arial Narrow"/>
+          <w:b/>
+          <w:bCs/>
+          <w:i/>
+          <w:iCs/>
+        </w:rPr>
+        <w:t xml:space="preserve"> </w:t>
+      </w:r>
+      <w:proofErr w:type="spellStart"/>
+      <w:r>
+        <w:rPr>
+          <w:rFonts w:ascii="Arial Narrow" w:hAnsi="Arial Narrow"/>
+          <w:b/>
+          <w:bCs/>
+          <w:i/>
+          <w:iCs/>
+        </w:rPr>
+        <w:t>list</w:t>
+      </w:r>
+      <w:proofErr w:type="spellEnd"/>
+      <w:r>
+        <w:rPr>
+          <w:rFonts w:ascii="Arial Narrow" w:hAnsi="Arial Narrow"/>
+          <w:b/>
+          <w:bCs/>
+          <w:i/>
+          <w:iCs/>
+        </w:rPr>
+        <w:t>: término → lista de documentos</w:t>
       </w:r>
     </w:p>
     <w:tbl>
@@ -378,12 +2402,14 @@
             <w:pPr>
               <w:jc w:val="center"/>
               <w:rPr>
+                <w:rFonts w:ascii="Arial Narrow" w:hAnsi="Arial Narrow"/>
                 <w:b/>
                 <w:bCs/>
               </w:rPr>
             </w:pPr>
             <w:r>
               <w:rPr>
+                <w:rFonts w:ascii="Arial Narrow" w:hAnsi="Arial Narrow"/>
                 <w:b/>
                 <w:bCs/>
               </w:rPr>
@@ -399,9 +2425,13 @@
           <w:p>
             <w:pPr>
               <w:jc w:val="center"/>
+              <w:rPr>
+                <w:rFonts w:ascii="Arial Narrow" w:hAnsi="Arial Narrow"/>
+              </w:rPr>
             </w:pPr>
             <w:r>
               <w:rPr>
+                <w:rFonts w:ascii="Arial Narrow" w:hAnsi="Arial Narrow"/>
                 <w:b/>
                 <w:bCs/>
               </w:rPr>
@@ -422,12 +2452,15 @@
           <w:p>
             <w:pPr>
               <w:jc w:val="center"/>
+              <w:rPr>
+                <w:rFonts w:ascii="Arial Narrow" w:hAnsi="Arial Narrow"/>
+              </w:rPr>
             </w:pPr>
             <w:r>
-              <w:t>a</w:t>
-            </w:r>
-            <w:r>
-              <w:t>celeran</w:t>
+              <w:rPr>
+                <w:rFonts w:ascii="Arial Narrow" w:hAnsi="Arial Narrow"/>
+              </w:rPr>
+              <w:t>aceleran</w:t>
             </w:r>
           </w:p>
         </w:tc>
@@ -439,8 +2472,14 @@
           <w:p>
             <w:pPr>
               <w:jc w:val="center"/>
+              <w:rPr>
+                <w:rFonts w:ascii="Arial Narrow" w:hAnsi="Arial Narrow"/>
+              </w:rPr>
             </w:pPr>
             <w:r>
+              <w:rPr>
+                <w:rFonts w:ascii="Arial Narrow" w:hAnsi="Arial Narrow"/>
+              </w:rPr>
               <w:t>D2</w:t>
             </w:r>
           </w:p>
@@ -458,12 +2497,15 @@
           <w:p>
             <w:pPr>
               <w:jc w:val="center"/>
+              <w:rPr>
+                <w:rFonts w:ascii="Arial Narrow" w:hAnsi="Arial Narrow"/>
+              </w:rPr>
             </w:pPr>
             <w:r>
-              <w:t>b</w:t>
-            </w:r>
-            <w:r>
-              <w:t>ase</w:t>
+              <w:rPr>
+                <w:rFonts w:ascii="Arial Narrow" w:hAnsi="Arial Narrow"/>
+              </w:rPr>
+              <w:t>base</w:t>
             </w:r>
           </w:p>
         </w:tc>
@@ -475,8 +2517,14 @@
           <w:p>
             <w:pPr>
               <w:jc w:val="center"/>
+              <w:rPr>
+                <w:rFonts w:ascii="Arial Narrow" w:hAnsi="Arial Narrow"/>
+              </w:rPr>
             </w:pPr>
             <w:r>
+              <w:rPr>
+                <w:rFonts w:ascii="Arial Narrow" w:hAnsi="Arial Narrow"/>
+              </w:rPr>
               <w:t>D1</w:t>
             </w:r>
           </w:p>
@@ -494,12 +2542,15 @@
           <w:p>
             <w:pPr>
               <w:jc w:val="center"/>
+              <w:rPr>
+                <w:rFonts w:ascii="Arial Narrow" w:hAnsi="Arial Narrow"/>
+              </w:rPr>
             </w:pPr>
             <w:r>
-              <w:t>b</w:t>
-            </w:r>
-            <w:r>
-              <w:t>ases</w:t>
+              <w:rPr>
+                <w:rFonts w:ascii="Arial Narrow" w:hAnsi="Arial Narrow"/>
+              </w:rPr>
+              <w:t>bases</w:t>
             </w:r>
           </w:p>
         </w:tc>
@@ -511,8 +2562,14 @@
           <w:p>
             <w:pPr>
               <w:jc w:val="center"/>
+              <w:rPr>
+                <w:rFonts w:ascii="Arial Narrow" w:hAnsi="Arial Narrow"/>
+              </w:rPr>
             </w:pPr>
             <w:r>
+              <w:rPr>
+                <w:rFonts w:ascii="Arial Narrow" w:hAnsi="Arial Narrow"/>
+              </w:rPr>
               <w:t>D3</w:t>
             </w:r>
           </w:p>
@@ -530,8 +2587,14 @@
           <w:p>
             <w:pPr>
               <w:jc w:val="center"/>
+              <w:rPr>
+                <w:rFonts w:ascii="Arial Narrow" w:hAnsi="Arial Narrow"/>
+              </w:rPr>
             </w:pPr>
             <w:r>
+              <w:rPr>
+                <w:rFonts w:ascii="Arial Narrow" w:hAnsi="Arial Narrow"/>
+              </w:rPr>
               <w:t>busqueda</w:t>
             </w:r>
           </w:p>
@@ -544,14 +2607,26 @@
           <w:p>
             <w:pPr>
               <w:jc w:val="center"/>
+              <w:rPr>
+                <w:rFonts w:ascii="Arial Narrow" w:hAnsi="Arial Narrow"/>
+              </w:rPr>
             </w:pPr>
             <w:r>
+              <w:rPr>
+                <w:rFonts w:ascii="Arial Narrow" w:hAnsi="Arial Narrow"/>
+              </w:rPr>
               <w:t>D2,</w:t>
             </w:r>
             <w:r>
+              <w:rPr>
+                <w:rFonts w:ascii="Arial Narrow" w:hAnsi="Arial Narrow"/>
+              </w:rPr>
               <w:t xml:space="preserve"> </w:t>
             </w:r>
             <w:r>
+              <w:rPr>
+                <w:rFonts w:ascii="Arial Narrow" w:hAnsi="Arial Narrow"/>
+              </w:rPr>
               <w:t>D3</w:t>
             </w:r>
           </w:p>
@@ -569,12 +2644,15 @@
           <w:p>
             <w:pPr>
               <w:jc w:val="center"/>
+              <w:rPr>
+                <w:rFonts w:ascii="Arial Narrow" w:hAnsi="Arial Narrow"/>
+              </w:rPr>
             </w:pPr>
             <w:r>
-              <w:t>d</w:t>
-            </w:r>
-            <w:r>
-              <w:t>atos</w:t>
+              <w:rPr>
+                <w:rFonts w:ascii="Arial Narrow" w:hAnsi="Arial Narrow"/>
+              </w:rPr>
+              <w:t>datos</w:t>
             </w:r>
           </w:p>
         </w:tc>
@@ -586,14 +2664,26 @@
           <w:p>
             <w:pPr>
               <w:jc w:val="center"/>
+              <w:rPr>
+                <w:rFonts w:ascii="Arial Narrow" w:hAnsi="Arial Narrow"/>
+              </w:rPr>
             </w:pPr>
             <w:r>
+              <w:rPr>
+                <w:rFonts w:ascii="Arial Narrow" w:hAnsi="Arial Narrow"/>
+              </w:rPr>
               <w:t>D1,</w:t>
             </w:r>
             <w:r>
+              <w:rPr>
+                <w:rFonts w:ascii="Arial Narrow" w:hAnsi="Arial Narrow"/>
+              </w:rPr>
               <w:t xml:space="preserve"> </w:t>
             </w:r>
             <w:r>
+              <w:rPr>
+                <w:rFonts w:ascii="Arial Narrow" w:hAnsi="Arial Narrow"/>
+              </w:rPr>
               <w:t>D3</w:t>
             </w:r>
           </w:p>
@@ -611,8 +2701,14 @@
           <w:p>
             <w:pPr>
               <w:jc w:val="center"/>
+              <w:rPr>
+                <w:rFonts w:ascii="Arial Narrow" w:hAnsi="Arial Narrow"/>
+              </w:rPr>
             </w:pPr>
             <w:r>
+              <w:rPr>
+                <w:rFonts w:ascii="Arial Narrow" w:hAnsi="Arial Narrow"/>
+              </w:rPr>
               <w:t>indices</w:t>
             </w:r>
           </w:p>
@@ -625,14 +2721,26 @@
           <w:p>
             <w:pPr>
               <w:jc w:val="center"/>
+              <w:rPr>
+                <w:rFonts w:ascii="Arial Narrow" w:hAnsi="Arial Narrow"/>
+              </w:rPr>
             </w:pPr>
             <w:r>
+              <w:rPr>
+                <w:rFonts w:ascii="Arial Narrow" w:hAnsi="Arial Narrow"/>
+              </w:rPr>
               <w:t>D1</w:t>
             </w:r>
             <w:r>
+              <w:rPr>
+                <w:rFonts w:ascii="Arial Narrow" w:hAnsi="Arial Narrow"/>
+              </w:rPr>
               <w:t xml:space="preserve">, </w:t>
             </w:r>
             <w:r>
+              <w:rPr>
+                <w:rFonts w:ascii="Arial Narrow" w:hAnsi="Arial Narrow"/>
+              </w:rPr>
               <w:t>D2</w:t>
             </w:r>
           </w:p>
@@ -650,8 +2758,14 @@
           <w:p>
             <w:pPr>
               <w:jc w:val="center"/>
+              <w:rPr>
+                <w:rFonts w:ascii="Arial Narrow" w:hAnsi="Arial Narrow"/>
+              </w:rPr>
             </w:pPr>
             <w:r>
+              <w:rPr>
+                <w:rFonts w:ascii="Arial Narrow" w:hAnsi="Arial Narrow"/>
+              </w:rPr>
               <w:t>organización</w:t>
             </w:r>
           </w:p>
@@ -664,8 +2778,14 @@
           <w:p>
             <w:pPr>
               <w:jc w:val="center"/>
+              <w:rPr>
+                <w:rFonts w:ascii="Arial Narrow" w:hAnsi="Arial Narrow"/>
+              </w:rPr>
             </w:pPr>
             <w:r>
+              <w:rPr>
+                <w:rFonts w:ascii="Arial Narrow" w:hAnsi="Arial Narrow"/>
+              </w:rPr>
               <w:t>D3</w:t>
             </w:r>
           </w:p>
@@ -683,12 +2803,15 @@
           <w:p>
             <w:pPr>
               <w:jc w:val="center"/>
+              <w:rPr>
+                <w:rFonts w:ascii="Arial Narrow" w:hAnsi="Arial Narrow"/>
+              </w:rPr>
             </w:pPr>
             <w:r>
-              <w:t>r</w:t>
-            </w:r>
-            <w:r>
-              <w:t>equiere</w:t>
+              <w:rPr>
+                <w:rFonts w:ascii="Arial Narrow" w:hAnsi="Arial Narrow"/>
+              </w:rPr>
+              <w:t>requiere</w:t>
             </w:r>
           </w:p>
         </w:tc>
@@ -700,8 +2823,14 @@
           <w:p>
             <w:pPr>
               <w:jc w:val="center"/>
+              <w:rPr>
+                <w:rFonts w:ascii="Arial Narrow" w:hAnsi="Arial Narrow"/>
+              </w:rPr>
             </w:pPr>
             <w:r>
+              <w:rPr>
+                <w:rFonts w:ascii="Arial Narrow" w:hAnsi="Arial Narrow"/>
+              </w:rPr>
               <w:t>D3</w:t>
             </w:r>
           </w:p>
@@ -709,69 +2838,243 @@
       </w:tr>
     </w:tbl>
     <w:p>
-      <w:r>
-        <w:rPr>
-          <w:b/>
-          <w:bCs/>
+      <w:pPr>
+        <w:spacing w:after="0"/>
+        <w:rPr>
+          <w:rFonts w:ascii="Arial Narrow" w:hAnsi="Arial Narrow"/>
+          <w:b/>
+          <w:bCs/>
+        </w:rPr>
+      </w:pPr>
+    </w:p>
+    <w:p>
+      <w:pPr>
+        <w:spacing w:after="0"/>
+        <w:rPr>
+          <w:rFonts w:ascii="Arial Narrow" w:hAnsi="Arial Narrow"/>
+          <w:b/>
+          <w:bCs/>
+          <w:i/>
+          <w:iCs/>
+        </w:rPr>
+      </w:pPr>
+      <w:r>
+        <w:rPr>
+          <w:rFonts w:ascii="Arial Narrow" w:hAnsi="Arial Narrow"/>
+          <w:b/>
+          <w:bCs/>
+          <w:i/>
+          <w:iCs/>
         </w:rPr>
         <w:t>CONSULTAS</w:t>
       </w:r>
     </w:p>
     <w:p>
       <w:pPr>
-        <w:rPr>
-          <w:b/>
-          <w:bCs/>
-        </w:rPr>
-      </w:pPr>
-      <w:r>
-        <w:t>* Consulta simple: Resolver: indices</w:t>
-      </w:r>
-    </w:p>
-    <w:p>
-      <w:pPr>
-        <w:rPr>
-          <w:b/>
-          <w:bCs/>
-        </w:rPr>
-      </w:pPr>
-      <w:r>
+        <w:spacing w:after="0"/>
+        <w:rPr>
+          <w:rFonts w:ascii="Arial Narrow" w:hAnsi="Arial Narrow"/>
+          <w:b/>
+          <w:bCs/>
+          <w:i/>
+          <w:iCs/>
+        </w:rPr>
+      </w:pPr>
+      <w:r>
+        <w:rPr>
+          <w:rFonts w:ascii="Arial Narrow" w:hAnsi="Arial Narrow"/>
+          <w:b/>
+          <w:bCs/>
+          <w:i/>
+          <w:iCs/>
+        </w:rPr>
+        <w:t xml:space="preserve">* Consulta simple: Resolver: </w:t>
+      </w:r>
+      <w:r>
+        <w:rPr>
+          <w:rFonts w:ascii="Arial Narrow" w:hAnsi="Arial Narrow"/>
+          <w:b/>
+          <w:bCs/>
+          <w:i/>
+          <w:iCs/>
+        </w:rPr>
+        <w:t>índices</w:t>
+      </w:r>
+    </w:p>
+    <w:p>
+      <w:pPr>
+        <w:rPr>
+          <w:rFonts w:ascii="Arial Narrow" w:hAnsi="Arial Narrow"/>
+        </w:rPr>
+      </w:pPr>
+      <w:r>
+        <w:rPr>
+          <w:rFonts w:ascii="Arial Narrow" w:hAnsi="Arial Narrow"/>
+        </w:rPr>
+        <w:t>Resultado: D1, D2</w:t>
+      </w:r>
+    </w:p>
+    <w:p>
+      <w:pPr>
+        <w:spacing w:after="0"/>
+        <w:rPr>
+          <w:rFonts w:ascii="Arial Narrow" w:hAnsi="Arial Narrow"/>
+          <w:b/>
+          <w:bCs/>
+          <w:i/>
+          <w:iCs/>
+        </w:rPr>
+      </w:pPr>
+      <w:r>
+        <w:rPr>
+          <w:rFonts w:ascii="Arial Narrow" w:hAnsi="Arial Narrow"/>
+          <w:b/>
+          <w:bCs/>
+          <w:i/>
+          <w:iCs/>
+        </w:rPr>
         <w:t>* Consulta AND: busqueda AND indices </w:t>
       </w:r>
     </w:p>
     <w:p>
       <w:pPr>
         <w:rPr>
-          <w:b/>
-          <w:bCs/>
-        </w:rPr>
-      </w:pPr>
-      <w:r>
+          <w:rFonts w:ascii="Arial Narrow" w:hAnsi="Arial Narrow"/>
+        </w:rPr>
+      </w:pPr>
+      <w:r>
+        <w:rPr>
+          <w:rFonts w:ascii="Arial Narrow" w:hAnsi="Arial Narrow"/>
+        </w:rPr>
+        <w:t>Resultado: D2</w:t>
+      </w:r>
+    </w:p>
+    <w:p>
+      <w:pPr>
+        <w:spacing w:after="0"/>
+        <w:rPr>
+          <w:rFonts w:ascii="Arial Narrow" w:hAnsi="Arial Narrow"/>
+          <w:b/>
+          <w:bCs/>
+          <w:i/>
+          <w:iCs/>
+        </w:rPr>
+      </w:pPr>
+      <w:r>
+        <w:rPr>
+          <w:rFonts w:ascii="Arial Narrow" w:hAnsi="Arial Narrow"/>
+          <w:b/>
+          <w:bCs/>
+          <w:i/>
+          <w:iCs/>
+        </w:rPr>
         <w:t>* Consulta OR: datos OR organizacion </w:t>
       </w:r>
     </w:p>
     <w:p>
       <w:pPr>
         <w:rPr>
-          <w:b/>
-          <w:bCs/>
-        </w:rPr>
-      </w:pPr>
-      <w:r>
+          <w:rFonts w:ascii="Arial Narrow" w:hAnsi="Arial Narrow"/>
+        </w:rPr>
+      </w:pPr>
+      <w:r>
+        <w:rPr>
+          <w:rFonts w:ascii="Arial Narrow" w:hAnsi="Arial Narrow"/>
+        </w:rPr>
+        <w:lastRenderedPageBreak/>
+        <w:t>Resultado: D</w:t>
+      </w:r>
+      <w:proofErr w:type="gramStart"/>
+      <w:r>
+        <w:rPr>
+          <w:rFonts w:ascii="Arial Narrow" w:hAnsi="Arial Narrow"/>
+        </w:rPr>
+        <w:t>1,D</w:t>
+      </w:r>
+      <w:proofErr w:type="gramEnd"/>
+      <w:r>
+        <w:rPr>
+          <w:rFonts w:ascii="Arial Narrow" w:hAnsi="Arial Narrow"/>
+        </w:rPr>
+        <w:t>3</w:t>
+      </w:r>
+    </w:p>
+    <w:p>
+      <w:pPr>
+        <w:spacing w:after="0"/>
+        <w:rPr>
+          <w:rFonts w:ascii="Arial Narrow" w:hAnsi="Arial Narrow"/>
+          <w:b/>
+          <w:bCs/>
+          <w:i/>
+          <w:iCs/>
+        </w:rPr>
+      </w:pPr>
+      <w:r>
+        <w:rPr>
+          <w:rFonts w:ascii="Arial Narrow" w:hAnsi="Arial Narrow"/>
+          <w:b/>
+          <w:bCs/>
+          <w:i/>
+          <w:iCs/>
+        </w:rPr>
         <w:t>* Consulta NOT: busqueda NOT indices </w:t>
       </w:r>
     </w:p>
     <w:p>
-      <w:r>
-        <w:rPr>
-          <w:b/>
-          <w:bCs/>
+      <w:pPr>
+        <w:rPr>
+          <w:rFonts w:ascii="Arial Narrow" w:hAnsi="Arial Narrow"/>
+        </w:rPr>
+      </w:pPr>
+      <w:r>
+        <w:rPr>
+          <w:rFonts w:ascii="Arial Narrow" w:hAnsi="Arial Narrow"/>
+        </w:rPr>
+        <w:t>Resultado: D3</w:t>
+      </w:r>
+    </w:p>
+    <w:p>
+      <w:pPr>
+        <w:spacing w:after="0"/>
+        <w:rPr>
+          <w:rFonts w:ascii="Arial Narrow" w:hAnsi="Arial Narrow"/>
+          <w:b/>
+          <w:bCs/>
+          <w:i/>
+          <w:iCs/>
+        </w:rPr>
+      </w:pPr>
+      <w:r>
+        <w:rPr>
+          <w:rFonts w:ascii="Arial Narrow" w:hAnsi="Arial Narrow"/>
+          <w:b/>
+          <w:bCs/>
+          <w:i/>
+          <w:iCs/>
         </w:rPr>
         <w:t>ANÁLISIS DE LIMITACIONES</w:t>
       </w:r>
     </w:p>
     <w:p>
-      <w:r>
+      <w:pPr>
+        <w:spacing w:after="0"/>
+        <w:rPr>
+          <w:rFonts w:ascii="Arial Narrow" w:hAnsi="Arial Narrow"/>
+          <w:b/>
+          <w:bCs/>
+          <w:i/>
+          <w:iCs/>
+        </w:rPr>
+      </w:pPr>
+      <w:r>
+        <w:rPr>
+          <w:rFonts w:ascii="Arial Narrow" w:hAnsi="Arial Narrow"/>
+          <w:b/>
+          <w:bCs/>
+          <w:i/>
+          <w:iCs/>
+        </w:rPr>
         <w:t>* Indicar limitaciones del índice invertido para:</w:t>
       </w:r>
     </w:p>
@@ -781,8 +3084,23 @@
           <w:ilvl w:val="0"/>
           <w:numId w:val="1"/>
         </w:numPr>
-      </w:pPr>
-      <w:r>
+        <w:spacing w:after="0"/>
+        <w:rPr>
+          <w:rFonts w:ascii="Arial Narrow" w:hAnsi="Arial Narrow"/>
+          <w:b/>
+          <w:bCs/>
+          <w:i/>
+          <w:iCs/>
+        </w:rPr>
+      </w:pPr>
+      <w:r>
+        <w:rPr>
+          <w:rFonts w:ascii="Arial Narrow" w:hAnsi="Arial Narrow"/>
+          <w:b/>
+          <w:bCs/>
+          <w:i/>
+          <w:iCs/>
+        </w:rPr>
         <w:t>frases</w:t>
       </w:r>
     </w:p>
@@ -792,8 +3110,23 @@
           <w:ilvl w:val="0"/>
           <w:numId w:val="1"/>
         </w:numPr>
-      </w:pPr>
-      <w:r>
+        <w:spacing w:after="0"/>
+        <w:rPr>
+          <w:rFonts w:ascii="Arial Narrow" w:hAnsi="Arial Narrow"/>
+          <w:b/>
+          <w:bCs/>
+          <w:i/>
+          <w:iCs/>
+        </w:rPr>
+      </w:pPr>
+      <w:r>
+        <w:rPr>
+          <w:rFonts w:ascii="Arial Narrow" w:hAnsi="Arial Narrow"/>
+          <w:b/>
+          <w:bCs/>
+          <w:i/>
+          <w:iCs/>
+        </w:rPr>
         <w:t>errores de escritura</w:t>
       </w:r>
     </w:p>
@@ -803,22 +3136,185 @@
           <w:ilvl w:val="0"/>
           <w:numId w:val="1"/>
         </w:numPr>
-      </w:pPr>
-      <w:r>
+        <w:spacing w:after="0"/>
+        <w:rPr>
+          <w:rFonts w:ascii="Arial Narrow" w:hAnsi="Arial Narrow"/>
+          <w:b/>
+          <w:bCs/>
+          <w:i/>
+          <w:iCs/>
+        </w:rPr>
+      </w:pPr>
+      <w:r>
+        <w:rPr>
+          <w:rFonts w:ascii="Arial Narrow" w:hAnsi="Arial Narrow"/>
+          <w:b/>
+          <w:bCs/>
+          <w:i/>
+          <w:iCs/>
+        </w:rPr>
         <w:t>sinónimos</w:t>
       </w:r>
     </w:p>
     <w:p>
-      <w:r>
-        <w:rPr>
-          <w:b/>
-          <w:bCs/>
+      <w:pPr>
+        <w:spacing w:after="0"/>
+        <w:jc w:val="both"/>
+        <w:rPr>
+          <w:rFonts w:ascii="Arial Narrow" w:hAnsi="Arial Narrow"/>
+        </w:rPr>
+      </w:pPr>
+      <w:r>
+        <w:rPr>
+          <w:rFonts w:ascii="Arial Narrow" w:hAnsi="Arial Narrow"/>
+          <w:b/>
+          <w:bCs/>
+        </w:rPr>
+        <w:t>Frases:</w:t>
+      </w:r>
+      <w:r>
+        <w:rPr>
+          <w:rFonts w:ascii="Arial Narrow" w:hAnsi="Arial Narrow"/>
+        </w:rPr>
+        <w:t xml:space="preserve"> El índice no preserva el orden de los términos. "base de datos" y "datos de base" producirían los mismos </w:t>
+      </w:r>
+      <w:proofErr w:type="gramStart"/>
+      <w:r>
+        <w:rPr>
+          <w:rFonts w:ascii="Arial Narrow" w:hAnsi="Arial Narrow"/>
+        </w:rPr>
+        <w:t>resultados</w:t>
+      </w:r>
+      <w:proofErr w:type="gramEnd"/>
+      <w:r>
+        <w:rPr>
+          <w:rFonts w:ascii="Arial Narrow" w:hAnsi="Arial Narrow"/>
+        </w:rPr>
+        <w:t xml:space="preserve"> aunque sean frases distintas.</w:t>
+      </w:r>
+    </w:p>
+    <w:p>
+      <w:pPr>
+        <w:spacing w:after="0"/>
+        <w:jc w:val="both"/>
+        <w:rPr>
+          <w:rFonts w:ascii="Arial Narrow" w:hAnsi="Arial Narrow"/>
+        </w:rPr>
+      </w:pPr>
+      <w:r>
+        <w:rPr>
+          <w:rFonts w:ascii="Arial Narrow" w:hAnsi="Arial Narrow"/>
+          <w:b/>
+          <w:bCs/>
+        </w:rPr>
+        <w:t>Errores de escritura:</w:t>
+      </w:r>
+      <w:r>
+        <w:rPr>
+          <w:rFonts w:ascii="Arial Narrow" w:hAnsi="Arial Narrow"/>
+        </w:rPr>
+        <w:t> "</w:t>
+      </w:r>
+      <w:proofErr w:type="spellStart"/>
+      <w:r>
+        <w:rPr>
+          <w:rFonts w:ascii="Arial Narrow" w:hAnsi="Arial Narrow"/>
+        </w:rPr>
+        <w:t>indiices</w:t>
+      </w:r>
+      <w:proofErr w:type="spellEnd"/>
+      <w:r>
+        <w:rPr>
+          <w:rFonts w:ascii="Arial Narrow" w:hAnsi="Arial Narrow"/>
+        </w:rPr>
+        <w:t>" o "</w:t>
+      </w:r>
+      <w:proofErr w:type="spellStart"/>
+      <w:r>
+        <w:rPr>
+          <w:rFonts w:ascii="Arial Narrow" w:hAnsi="Arial Narrow"/>
+        </w:rPr>
+        <w:t>busquedas</w:t>
+      </w:r>
+      <w:proofErr w:type="spellEnd"/>
+      <w:r>
+        <w:rPr>
+          <w:rFonts w:ascii="Arial Narrow" w:hAnsi="Arial Narrow"/>
+        </w:rPr>
+        <w:t>" no coincidirán con los términos del índice, ya que la búsqueda es exacta por defecto.</w:t>
+      </w:r>
+    </w:p>
+    <w:p>
+      <w:pPr>
+        <w:jc w:val="both"/>
+        <w:rPr>
+          <w:rFonts w:ascii="Arial Narrow" w:hAnsi="Arial Narrow"/>
+        </w:rPr>
+      </w:pPr>
+      <w:r>
+        <w:rPr>
+          <w:rFonts w:ascii="Arial Narrow" w:hAnsi="Arial Narrow"/>
+          <w:b/>
+          <w:bCs/>
+        </w:rPr>
+        <w:t>Sinónimos:</w:t>
+      </w:r>
+      <w:r>
+        <w:rPr>
+          <w:rFonts w:ascii="Arial Narrow" w:hAnsi="Arial Narrow"/>
+        </w:rPr>
+        <w:t> "búsqueda" y "consulta" son semánticamente equivalentes, pero se indexan como términos independientes. Una búsqueda por uno no recuperará documentos que solo usen el otro</w:t>
+      </w:r>
+    </w:p>
+    <w:p>
+      <w:pPr>
+        <w:spacing w:after="0"/>
+        <w:rPr>
+          <w:rFonts w:ascii="Arial Narrow" w:hAnsi="Arial Narrow"/>
+        </w:rPr>
+      </w:pPr>
+    </w:p>
+    <w:p>
+      <w:pPr>
+        <w:spacing w:after="0"/>
+        <w:rPr>
+          <w:rFonts w:ascii="Arial Narrow" w:hAnsi="Arial Narrow"/>
+          <w:b/>
+          <w:bCs/>
+          <w:i/>
+          <w:iCs/>
+        </w:rPr>
+      </w:pPr>
+      <w:r>
+        <w:rPr>
+          <w:rFonts w:ascii="Arial Narrow" w:hAnsi="Arial Narrow"/>
+          <w:b/>
+          <w:bCs/>
+          <w:i/>
+          <w:iCs/>
         </w:rPr>
         <w:t>MEJORAS</w:t>
       </w:r>
     </w:p>
     <w:p>
-      <w:r>
+      <w:pPr>
+        <w:spacing w:after="0"/>
+        <w:rPr>
+          <w:rFonts w:ascii="Arial Narrow" w:hAnsi="Arial Narrow"/>
+          <w:b/>
+          <w:bCs/>
+          <w:i/>
+          <w:iCs/>
+        </w:rPr>
+      </w:pPr>
+      <w:r>
+        <w:rPr>
+          <w:rFonts w:ascii="Arial Narrow" w:hAnsi="Arial Narrow"/>
+          <w:b/>
+          <w:bCs/>
+          <w:i/>
+          <w:iCs/>
+        </w:rPr>
         <w:t>* Explicar qué solución aporta:</w:t>
       </w:r>
     </w:p>
@@ -828,8 +3324,23 @@
           <w:ilvl w:val="0"/>
           <w:numId w:val="2"/>
         </w:numPr>
-      </w:pPr>
-      <w:r>
+        <w:spacing w:after="0"/>
+        <w:rPr>
+          <w:rFonts w:ascii="Arial Narrow" w:hAnsi="Arial Narrow"/>
+          <w:b/>
+          <w:bCs/>
+          <w:i/>
+          <w:iCs/>
+        </w:rPr>
+      </w:pPr>
+      <w:r>
+        <w:rPr>
+          <w:rFonts w:ascii="Arial Narrow" w:hAnsi="Arial Narrow"/>
+          <w:b/>
+          <w:bCs/>
+          <w:i/>
+          <w:iCs/>
+        </w:rPr>
         <w:t>índice posicional</w:t>
       </w:r>
     </w:p>
@@ -839,8 +3350,23 @@
           <w:ilvl w:val="0"/>
           <w:numId w:val="2"/>
         </w:numPr>
-      </w:pPr>
-      <w:r>
+        <w:spacing w:after="0"/>
+        <w:rPr>
+          <w:rFonts w:ascii="Arial Narrow" w:hAnsi="Arial Narrow"/>
+          <w:b/>
+          <w:bCs/>
+          <w:i/>
+          <w:iCs/>
+        </w:rPr>
+      </w:pPr>
+      <w:r>
+        <w:rPr>
+          <w:rFonts w:ascii="Arial Narrow" w:hAnsi="Arial Narrow"/>
+          <w:b/>
+          <w:bCs/>
+          <w:i/>
+          <w:iCs/>
+        </w:rPr>
         <w:t>n-gramas</w:t>
       </w:r>
     </w:p>
@@ -850,8 +3376,23 @@
           <w:ilvl w:val="0"/>
           <w:numId w:val="2"/>
         </w:numPr>
-      </w:pPr>
-      <w:r>
+        <w:spacing w:after="0"/>
+        <w:rPr>
+          <w:rFonts w:ascii="Arial Narrow" w:hAnsi="Arial Narrow"/>
+          <w:b/>
+          <w:bCs/>
+          <w:i/>
+          <w:iCs/>
+        </w:rPr>
+      </w:pPr>
+      <w:r>
+        <w:rPr>
+          <w:rFonts w:ascii="Arial Narrow" w:hAnsi="Arial Narrow"/>
+          <w:b/>
+          <w:bCs/>
+          <w:i/>
+          <w:iCs/>
+        </w:rPr>
         <w:t>distancia de Levenshtein</w:t>
       </w:r>
     </w:p>
@@ -861,211 +3402,576 @@
           <w:ilvl w:val="0"/>
           <w:numId w:val="2"/>
         </w:numPr>
-      </w:pPr>
-      <w:r>
+        <w:spacing w:after="0"/>
+        <w:rPr>
+          <w:rFonts w:ascii="Arial Narrow" w:hAnsi="Arial Narrow"/>
+          <w:b/>
+          <w:bCs/>
+          <w:i/>
+          <w:iCs/>
+        </w:rPr>
+      </w:pPr>
+      <w:r>
+        <w:rPr>
+          <w:rFonts w:ascii="Arial Narrow" w:hAnsi="Arial Narrow"/>
+          <w:b/>
+          <w:bCs/>
+          <w:i/>
+          <w:iCs/>
+        </w:rPr>
         <w:t>firmas</w:t>
       </w:r>
     </w:p>
-    <w:p/>
-    <w:p>
-      <w:r>
-        <w:t>Consulta: “índices”</w:t>
-      </w:r>
-    </w:p>
-    <w:p>
-      <w:r>
-        <w:lastRenderedPageBreak/>
-        <w:t>Resultado: D1, D2</w:t>
-      </w:r>
-    </w:p>
-    <w:p/>
-    <w:p>
-      <w:r>
-        <w:t>Consulta AND: búsqueda AND índices</w:t>
-      </w:r>
-    </w:p>
-    <w:p>
-      <w:r>
-        <w:t>Resultado: D2</w:t>
-      </w:r>
-    </w:p>
-    <w:p/>
-    <w:p>
-      <w:r>
-        <w:t>Consulta OR: datos OR organización</w:t>
-      </w:r>
-    </w:p>
-    <w:p>
-      <w:r>
-        <w:t>Resultado: D1,D3</w:t>
-      </w:r>
-    </w:p>
-    <w:p/>
-    <w:p>
-      <w:r>
-        <w:t>Consulta NOT: busqueda NOT índices</w:t>
-      </w:r>
-    </w:p>
-    <w:p>
-      <w:r>
-        <w:t>Resultado: D3</w:t>
-      </w:r>
-    </w:p>
-    <w:p>
-      <w:pPr>
+    <w:p>
+      <w:pPr>
+        <w:spacing w:after="0"/>
         <w:jc w:val="both"/>
-      </w:pPr>
-      <w:r>
-        <w:rPr>
-          <w:b/>
-          <w:bCs/>
-        </w:rPr>
-        <w:t>Frases:</w:t>
-      </w:r>
-      <w:r>
-        <w:t> El índice no preserva el orden de los términos. "base de datos" y "datos de base" producirían los mismos resultados aunque sean frases distintas.</w:t>
-      </w:r>
-    </w:p>
-    <w:p>
-      <w:pPr>
+        <w:rPr>
+          <w:rFonts w:ascii="Arial Narrow" w:hAnsi="Arial Narrow"/>
+          <w:u w:val="single"/>
+        </w:rPr>
+      </w:pPr>
+      <w:r>
+        <w:rPr>
+          <w:rFonts w:ascii="Arial Narrow" w:hAnsi="Arial Narrow"/>
+          <w:u w:val="single"/>
+        </w:rPr>
+        <w:t>Índice posicional</w:t>
+      </w:r>
+      <w:r>
+        <w:rPr>
+          <w:rFonts w:ascii="Arial Narrow" w:hAnsi="Arial Narrow"/>
+          <w:u w:val="single"/>
+        </w:rPr>
+        <w:t>, utilizado en el modelo de frases y términos próximos.</w:t>
+      </w:r>
+    </w:p>
+    <w:p>
+      <w:pPr>
+        <w:spacing w:after="0"/>
         <w:jc w:val="both"/>
-      </w:pPr>
-      <w:r>
-        <w:rPr>
-          <w:b/>
-          <w:bCs/>
-        </w:rPr>
-        <w:t>Errores de escritura:</w:t>
-      </w:r>
-      <w:r>
-        <w:t> "indiices" o "busquedas" no coincidirán con los términos del índice, ya que la búsqueda es exacta por defecto.</w:t>
-      </w:r>
-    </w:p>
-    <w:p>
-      <w:pPr>
+        <w:rPr>
+          <w:rFonts w:ascii="Arial Narrow" w:hAnsi="Arial Narrow"/>
+        </w:rPr>
+      </w:pPr>
+      <w:r>
+        <w:rPr>
+          <w:rFonts w:ascii="Arial Narrow" w:hAnsi="Arial Narrow"/>
+        </w:rPr>
+        <w:t>Almacena, además del documento, la posición de cada término dentro del texto. Permite resolver consultas de frases exactas ("base de datos") verificando que los términos aparezcan consecutivos en el mismo orden.</w:t>
+      </w:r>
+      <w:r>
+        <w:rPr>
+          <w:rFonts w:ascii="Arial Narrow" w:hAnsi="Arial Narrow"/>
+        </w:rPr>
+        <w:t xml:space="preserve"> </w:t>
+      </w:r>
+    </w:p>
+    <w:p>
+      <w:pPr>
+        <w:spacing w:after="0"/>
         <w:jc w:val="both"/>
-      </w:pPr>
-      <w:r>
-        <w:rPr>
-          <w:b/>
-          <w:bCs/>
-        </w:rPr>
-        <w:t>Sinónimos:</w:t>
-      </w:r>
-      <w:r>
-        <w:t xml:space="preserve"> "búsqueda" y "consulta" son semánticamente </w:t>
-      </w:r>
-      <w:r>
-        <w:t>equivalentes,</w:t>
-      </w:r>
-      <w:r>
-        <w:t xml:space="preserve"> pero se indexan como términos independientes. Una búsqueda por uno no recuperará documentos que solo usen el otro</w:t>
-      </w:r>
-    </w:p>
-    <w:p>
-      <w:pPr>
+        <w:rPr>
+          <w:rFonts w:ascii="Arial Narrow" w:hAnsi="Arial Narrow"/>
+          <w:u w:val="single"/>
+        </w:rPr>
+      </w:pPr>
+      <w:r>
+        <w:rPr>
+          <w:rFonts w:ascii="Arial Narrow" w:hAnsi="Arial Narrow"/>
+          <w:u w:val="single"/>
+        </w:rPr>
+        <w:t>N-gramas</w:t>
+      </w:r>
+    </w:p>
+    <w:p>
+      <w:pPr>
+        <w:spacing w:after="0"/>
         <w:jc w:val="both"/>
         <w:rPr>
-          <w:b/>
-          <w:bCs/>
+          <w:rFonts w:ascii="Arial Narrow" w:hAnsi="Arial Narrow"/>
+        </w:rPr>
+      </w:pPr>
+      <w:r>
+        <w:rPr>
+          <w:rFonts w:ascii="Arial Narrow" w:hAnsi="Arial Narrow"/>
+        </w:rPr>
+        <w:t>Divide los términos en subsecuencias de N caracteres (p. ej., "indices" → "ind", "ndi", "dic"...). Al indexar n-gramas, una consulta con error tipográfico comparte varios n-gramas con el término correcto, lo que permite recuperarla igual.</w:t>
+      </w:r>
+    </w:p>
+    <w:p>
+      <w:pPr>
+        <w:spacing w:after="0"/>
+        <w:jc w:val="both"/>
+        <w:rPr>
+          <w:rFonts w:ascii="Arial Narrow" w:hAnsi="Arial Narrow"/>
           <w:u w:val="single"/>
         </w:rPr>
       </w:pPr>
       <w:r>
         <w:rPr>
-          <w:b/>
-          <w:bCs/>
+          <w:rFonts w:ascii="Arial Narrow" w:hAnsi="Arial Narrow"/>
           <w:u w:val="single"/>
         </w:rPr>
-        <w:t>Mejoras:</w:t>
-      </w:r>
-    </w:p>
-    <w:p>
-      <w:pPr>
+        <w:t>Distancia de Levenshtein</w:t>
+      </w:r>
+    </w:p>
+    <w:p>
+      <w:pPr>
+        <w:spacing w:after="0"/>
         <w:jc w:val="both"/>
-      </w:pPr>
-      <w:r>
-        <w:t>Índice posicional</w:t>
-      </w:r>
-      <w:r>
-        <w:t>, utilizado en el modelo de frases y términos próximos.</w:t>
-      </w:r>
-    </w:p>
-    <w:p>
-      <w:pPr>
+        <w:rPr>
+          <w:rFonts w:ascii="Arial Narrow" w:hAnsi="Arial Narrow"/>
+        </w:rPr>
+      </w:pPr>
+      <w:r>
+        <w:rPr>
+          <w:rFonts w:ascii="Arial Narrow" w:hAnsi="Arial Narrow"/>
+        </w:rPr>
+        <w:t>Mide cuántas operaciones mínimas (insertar, borrar, reemplazar un carácter) separan dos cadenas. Permite búsqueda tolerante a errores: si la distancia entre la consulta y un término del índice es pequeña (p. ej., ≤ 2), se considera una coincidencia válida.</w:t>
+      </w:r>
+    </w:p>
+    <w:p>
+      <w:pPr>
+        <w:spacing w:after="0"/>
         <w:jc w:val="both"/>
-      </w:pPr>
-      <w:r>
-        <w:t>Almacena, además del documento, la posición de cada término dentro del texto. Permite resolver consultas de frases exactas ("base de datos") verificando que los términos aparezcan consecutivos en el mismo orden.</w:t>
-      </w:r>
-      <w:r>
-        <w:t xml:space="preserve"> </w:t>
+        <w:rPr>
+          <w:rFonts w:ascii="Arial Narrow" w:hAnsi="Arial Narrow"/>
+          <w:u w:val="single"/>
+          <w:lang w:val="en-US"/>
+        </w:rPr>
+      </w:pPr>
+      <w:r>
+        <w:rPr>
+          <w:rFonts w:ascii="Arial Narrow" w:hAnsi="Arial Narrow"/>
+          <w:u w:val="single"/>
+          <w:lang w:val="en-US"/>
+        </w:rPr>
+        <w:t>Firmas (Locality-Sensitive Hashing / MinHash)</w:t>
       </w:r>
     </w:p>
     <w:p>
       <w:pPr>
         <w:jc w:val="both"/>
-      </w:pPr>
-      <w:r>
-        <w:t>N-gramas</w:t>
-      </w:r>
-    </w:p>
-    <w:p>
-      <w:pPr>
-        <w:jc w:val="both"/>
-      </w:pPr>
-      <w:r>
-        <w:t>Divide los términos en subsecuencias de N caracteres (p. ej., "indices" → "ind", "ndi", "dic"...). Al indexar n-gramas, una consulta con error tipográfico comparte varios n-gramas con el término correcto, lo que permite recuperarla igual.</w:t>
-      </w:r>
-    </w:p>
-    <w:p>
-      <w:pPr>
-        <w:jc w:val="both"/>
-      </w:pPr>
-      <w:r>
-        <w:t>Distancia de Levenshtein</w:t>
-      </w:r>
-    </w:p>
-    <w:p>
-      <w:pPr>
-        <w:jc w:val="both"/>
-      </w:pPr>
-      <w:r>
-        <w:t>Mide cuántas operaciones mínimas (insertar, borrar, reemplazar un carácter) separan dos cadenas. Permite búsqueda tolerante a errores: si la distancia entre la consulta y un término del índice es pequeña (p. ej., ≤ 2), se considera una coincidencia válida.</w:t>
-      </w:r>
-    </w:p>
-    <w:p>
-      <w:pPr>
-        <w:jc w:val="both"/>
-        <w:rPr>
-          <w:lang w:val="en-US"/>
-        </w:rPr>
-      </w:pPr>
-      <w:r>
-        <w:rPr>
-          <w:lang w:val="en-US"/>
-        </w:rPr>
-        <w:t>Firmas (Locality-Sensitive Hashing / MinHash)</w:t>
-      </w:r>
-    </w:p>
-    <w:p>
-      <w:pPr>
-        <w:jc w:val="both"/>
-      </w:pPr>
-      <w:r>
+        <w:rPr>
+          <w:rFonts w:ascii="Arial Narrow" w:hAnsi="Arial Narrow"/>
+        </w:rPr>
+      </w:pPr>
+      <w:r>
+        <w:rPr>
+          <w:rFonts w:ascii="Arial Narrow" w:hAnsi="Arial Narrow"/>
+        </w:rPr>
         <w:t>Representan cada documento como un vector de hashes compactos (firma). Documentos similares producen firmas similares, lo que permite detectar sinónimos y paráfrasis sin necesidad de comparar todos los pares de documentos, escalando bien a colecciones grandes.</w:t>
       </w:r>
     </w:p>
-    <w:p/>
+    <w:p>
+      <w:pPr>
+        <w:rPr>
+          <w:rFonts w:ascii="Arial Narrow" w:hAnsi="Arial Narrow"/>
+        </w:rPr>
+      </w:pPr>
+    </w:p>
     <w:sectPr>
+      <w:headerReference w:type="default" r:id="rId8"/>
+      <w:headerReference w:type="first" r:id="rId9"/>
       <w:pgSz w:w="11907" w:h="16840" w:code="9"/>
       <w:pgMar w:top="1417" w:right="1701" w:bottom="1417" w:left="1701" w:header="709" w:footer="709" w:gutter="0"/>
       <w:cols w:space="708"/>
-      <w:titlePg/>
       <w:docGrid w:linePitch="360"/>
     </w:sectPr>
   </w:body>
 </w:document>
+</file>
+
+<file path=word/endnotes.xml><?xml version="1.0" encoding="utf-8"?>
+<w:endnotes xmlns:wpc="http://schemas.microsoft.com/office/word/2010/wordprocessingCanvas" xmlns:cx="http://schemas.microsoft.com/office/drawing/2014/chartex" xmlns:cx1="http://schemas.microsoft.com/office/drawing/2015/9/8/chartex" xmlns:cx2="http://schemas.microsoft.com/office/drawing/2015/10/21/chartex" xmlns:cx3="http://schemas.microsoft.com/office/drawing/2016/5/9/chartex" xmlns:cx4="http://schemas.microsoft.com/office/drawing/2016/5/10/chartex" xmlns:cx5="http://schemas.microsoft.com/office/drawing/2016/5/11/chartex" xmlns:cx6="http://schemas.microsoft.com/office/drawing/2016/5/12/chartex" xmlns:cx7="http://schemas.microsoft.com/office/drawing/2016/5/13/chartex" xmlns:cx8="http://schemas.microsoft.com/office/drawing/2016/5/14/chartex" xmlns:mc="http://schemas.openxmlformats.org/markup-compatibility/2006" xmlns:aink="http://schemas.microsoft.com/office/drawing/2016/ink" xmlns:am3d="http://schemas.microsoft.com/office/drawing/2017/model3d" xmlns:o="urn:schemas-microsoft-com:office:office" xmlns:oel="http://schemas.microsoft.com/office/2019/extlst" xmlns:r="http://schemas.openxmlformats.org/officeDocument/2006/relationships" xmlns:m="http://schemas.openxmlformats.org/officeDocument/2006/math" xmlns:v="urn:schemas-microsoft-com:vml" xmlns:wp14="http://schemas.microsoft.com/office/word/2010/wordprocessingDrawing" xmlns:wp="http://schemas.openxmlformats.org/drawingml/2006/wordprocessingDrawing" xmlns:w10="urn:schemas-microsoft-com:office:word" xmlns:w="http://schemas.openxmlformats.org/wordprocessingml/2006/main" xmlns:w14="http://schemas.microsoft.com/office/word/2010/wordml" xmlns:w15="http://schemas.microsoft.com/office/word/2012/wordml" xmlns:w16cex="http://schemas.microsoft.com/office/word/2018/wordml/cex" xmlns:w16cid="http://schemas.microsoft.com/office/word/2016/wordml/cid" xmlns:w16="http://schemas.microsoft.com/office/word/2018/wordml" xmlns:w16du="http://schemas.microsoft.com/office/word/2023/wordml/word16du" xmlns:w16sdtdh="http://schemas.microsoft.com/office/word/2020/wordml/sdtdatahash" xmlns:w16sdtfl="http://schemas.microsoft.com/office/word/2024/wordml/sdtformatlock" xmlns:w16se="http://schemas.microsoft.com/office/word/2015/wordml/symex" xmlns:wpg="http://schemas.microsoft.com/office/word/2010/wordprocessingGroup" xmlns:wpi="http://schemas.microsoft.com/office/word/2010/wordprocessingInk" xmlns:wne="http://schemas.microsoft.com/office/word/2006/wordml" xmlns:wps="http://schemas.microsoft.com/office/word/2010/wordprocessingShape" mc:Ignorable="w14 w15 w16se w16cid w16 w16cex w16sdtdh w16sdtfl w16du wp14">
+  <w:endnote w:type="separator" w:id="-1">
+    <w:p>
+      <w:pPr>
+        <w:spacing w:after="0" w:line="240" w:lineRule="auto"/>
+      </w:pPr>
+      <w:r>
+        <w:separator/>
+      </w:r>
+    </w:p>
+  </w:endnote>
+  <w:endnote w:type="continuationSeparator" w:id="0">
+    <w:p>
+      <w:pPr>
+        <w:spacing w:after="0" w:line="240" w:lineRule="auto"/>
+      </w:pPr>
+      <w:r>
+        <w:continuationSeparator/>
+      </w:r>
+    </w:p>
+  </w:endnote>
+</w:endnotes>
+</file>
+
+<file path=word/footnotes.xml><?xml version="1.0" encoding="utf-8"?>
+<w:footnotes xmlns:wpc="http://schemas.microsoft.com/office/word/2010/wordprocessingCanvas" xmlns:cx="http://schemas.microsoft.com/office/drawing/2014/chartex" xmlns:cx1="http://schemas.microsoft.com/office/drawing/2015/9/8/chartex" xmlns:cx2="http://schemas.microsoft.com/office/drawing/2015/10/21/chartex" xmlns:cx3="http://schemas.microsoft.com/office/drawing/2016/5/9/chartex" xmlns:cx4="http://schemas.microsoft.com/office/drawing/2016/5/10/chartex" xmlns:cx5="http://schemas.microsoft.com/office/drawing/2016/5/11/chartex" xmlns:cx6="http://schemas.microsoft.com/office/drawing/2016/5/12/chartex" xmlns:cx7="http://schemas.microsoft.com/office/drawing/2016/5/13/chartex" xmlns:cx8="http://schemas.microsoft.com/office/drawing/2016/5/14/chartex" xmlns:mc="http://schemas.openxmlformats.org/markup-compatibility/2006" xmlns:aink="http://schemas.microsoft.com/office/drawing/2016/ink" xmlns:am3d="http://schemas.microsoft.com/office/drawing/2017/model3d" xmlns:o="urn:schemas-microsoft-com:office:office" xmlns:oel="http://schemas.microsoft.com/office/2019/extlst" xmlns:r="http://schemas.openxmlformats.org/officeDocument/2006/relationships" xmlns:m="http://schemas.openxmlformats.org/officeDocument/2006/math" xmlns:v="urn:schemas-microsoft-com:vml" xmlns:wp14="http://schemas.microsoft.com/office/word/2010/wordprocessingDrawing" xmlns:wp="http://schemas.openxmlformats.org/drawingml/2006/wordprocessingDrawing" xmlns:w10="urn:schemas-microsoft-com:office:word" xmlns:w="http://schemas.openxmlformats.org/wordprocessingml/2006/main" xmlns:w14="http://schemas.microsoft.com/office/word/2010/wordml" xmlns:w15="http://schemas.microsoft.com/office/word/2012/wordml" xmlns:w16cex="http://schemas.microsoft.com/office/word/2018/wordml/cex" xmlns:w16cid="http://schemas.microsoft.com/office/word/2016/wordml/cid" xmlns:w16="http://schemas.microsoft.com/office/word/2018/wordml" xmlns:w16du="http://schemas.microsoft.com/office/word/2023/wordml/word16du" xmlns:w16sdtdh="http://schemas.microsoft.com/office/word/2020/wordml/sdtdatahash" xmlns:w16sdtfl="http://schemas.microsoft.com/office/word/2024/wordml/sdtformatlock" xmlns:w16se="http://schemas.microsoft.com/office/word/2015/wordml/symex" xmlns:wpg="http://schemas.microsoft.com/office/word/2010/wordprocessingGroup" xmlns:wpi="http://schemas.microsoft.com/office/word/2010/wordprocessingInk" xmlns:wne="http://schemas.microsoft.com/office/word/2006/wordml" xmlns:wps="http://schemas.microsoft.com/office/word/2010/wordprocessingShape" mc:Ignorable="w14 w15 w16se w16cid w16 w16cex w16sdtdh w16sdtfl w16du wp14">
+  <w:footnote w:type="separator" w:id="-1">
+    <w:p>
+      <w:pPr>
+        <w:spacing w:after="0" w:line="240" w:lineRule="auto"/>
+      </w:pPr>
+      <w:r>
+        <w:separator/>
+      </w:r>
+    </w:p>
+  </w:footnote>
+  <w:footnote w:type="continuationSeparator" w:id="0">
+    <w:p>
+      <w:pPr>
+        <w:spacing w:after="0" w:line="240" w:lineRule="auto"/>
+      </w:pPr>
+      <w:r>
+        <w:continuationSeparator/>
+      </w:r>
+    </w:p>
+  </w:footnote>
+</w:footnotes>
+</file>
+
+<file path=word/header1.xml><?xml version="1.0" encoding="utf-8"?>
+<w:hdr xmlns:wpc="http://schemas.microsoft.com/office/word/2010/wordprocessingCanvas" xmlns:cx="http://schemas.microsoft.com/office/drawing/2014/chartex" xmlns:cx1="http://schemas.microsoft.com/office/drawing/2015/9/8/chartex" xmlns:cx2="http://schemas.microsoft.com/office/drawing/2015/10/21/chartex" xmlns:cx3="http://schemas.microsoft.com/office/drawing/2016/5/9/chartex" xmlns:cx4="http://schemas.microsoft.com/office/drawing/2016/5/10/chartex" xmlns:cx5="http://schemas.microsoft.com/office/drawing/2016/5/11/chartex" xmlns:cx6="http://schemas.microsoft.com/office/drawing/2016/5/12/chartex" xmlns:cx7="http://schemas.microsoft.com/office/drawing/2016/5/13/chartex" xmlns:cx8="http://schemas.microsoft.com/office/drawing/2016/5/14/chartex" xmlns:mc="http://schemas.openxmlformats.org/markup-compatibility/2006" xmlns:aink="http://schemas.microsoft.com/office/drawing/2016/ink" xmlns:am3d="http://schemas.microsoft.com/office/drawing/2017/model3d" xmlns:o="urn:schemas-microsoft-com:office:office" xmlns:oel="http://schemas.microsoft.com/office/2019/extlst" xmlns:r="http://schemas.openxmlformats.org/officeDocument/2006/relationships" xmlns:m="http://schemas.openxmlformats.org/officeDocument/2006/math" xmlns:v="urn:schemas-microsoft-com:vml" xmlns:wp14="http://schemas.microsoft.com/office/word/2010/wordprocessingDrawing" xmlns:wp="http://schemas.openxmlformats.org/drawingml/2006/wordprocessingDrawing" xmlns:w10="urn:schemas-microsoft-com:office:word" xmlns:w="http://schemas.openxmlformats.org/wordprocessingml/2006/main" xmlns:w14="http://schemas.microsoft.com/office/word/2010/wordml" xmlns:w15="http://schemas.microsoft.com/office/word/2012/wordml" xmlns:w16cex="http://schemas.microsoft.com/office/word/2018/wordml/cex" xmlns:w16cid="http://schemas.microsoft.com/office/word/2016/wordml/cid" xmlns:w16="http://schemas.microsoft.com/office/word/2018/wordml" xmlns:w16du="http://schemas.microsoft.com/office/word/2023/wordml/word16du" xmlns:w16sdtdh="http://schemas.microsoft.com/office/word/2020/wordml/sdtdatahash" xmlns:w16sdtfl="http://schemas.microsoft.com/office/word/2024/wordml/sdtformatlock" xmlns:w16se="http://schemas.microsoft.com/office/word/2015/wordml/symex" xmlns:wpg="http://schemas.microsoft.com/office/word/2010/wordprocessingGroup" xmlns:wpi="http://schemas.microsoft.com/office/word/2010/wordprocessingInk" xmlns:wne="http://schemas.microsoft.com/office/word/2006/wordml" xmlns:wps="http://schemas.microsoft.com/office/word/2010/wordprocessingShape" mc:Ignorable="w14 w15 w16se w16cid w16 w16cex w16sdtdh w16sdtfl w16du wp14">
+  <w:p>
+    <w:pPr>
+      <w:pStyle w:val="Encabezado"/>
+      <w:rPr>
+        <w:rFonts w:ascii="Cambria Math" w:hAnsi="Cambria Math" w:cs="Arial"/>
+        <w:color w:val="808080" w:themeColor="background1" w:themeShade="80"/>
+        <w:lang w:val="es-ES"/>
+      </w:rPr>
+    </w:pPr>
+    <w:r>
+      <w:rPr>
+        <w:rFonts w:ascii="Cambria Math" w:hAnsi="Cambria Math"/>
+        <w:noProof/>
+        <w:color w:val="808080" w:themeColor="background1" w:themeShade="80"/>
+        <w:lang w:val="en-US"/>
+      </w:rPr>
+      <w:drawing>
+        <wp:anchor distT="0" distB="0" distL="114300" distR="114300" simplePos="0" relativeHeight="251661312" behindDoc="0" locked="0" layoutInCell="1" allowOverlap="1" wp14:anchorId="4D0B7480" wp14:editId="4B812538">
+          <wp:simplePos x="0" y="0"/>
+          <wp:positionH relativeFrom="column">
+            <wp:posOffset>4865066</wp:posOffset>
+          </wp:positionH>
+          <wp:positionV relativeFrom="paragraph">
+            <wp:posOffset>-52070</wp:posOffset>
+          </wp:positionV>
+          <wp:extent cx="819150" cy="564515"/>
+          <wp:effectExtent l="0" t="0" r="0" b="6985"/>
+          <wp:wrapSquare wrapText="bothSides"/>
+          <wp:docPr id="1441356956" name="Imagen 18"/>
+          <wp:cNvGraphicFramePr>
+            <a:graphicFrameLocks xmlns:a="http://schemas.openxmlformats.org/drawingml/2006/main" noChangeAspect="1"/>
+          </wp:cNvGraphicFramePr>
+          <a:graphic xmlns:a="http://schemas.openxmlformats.org/drawingml/2006/main">
+            <a:graphicData uri="http://schemas.openxmlformats.org/drawingml/2006/picture">
+              <pic:pic xmlns:pic="http://schemas.openxmlformats.org/drawingml/2006/picture">
+                <pic:nvPicPr>
+                  <pic:cNvPr id="0" name="Imagen 58"/>
+                  <pic:cNvPicPr>
+                    <a:picLocks noChangeAspect="1" noChangeArrowheads="1"/>
+                  </pic:cNvPicPr>
+                </pic:nvPicPr>
+                <pic:blipFill>
+                  <a:blip r:embed="rId1">
+                    <a:extLst>
+                      <a:ext uri="{28A0092B-C50C-407E-A947-70E740481C1C}">
+                        <a14:useLocalDpi xmlns:a14="http://schemas.microsoft.com/office/drawing/2010/main" val="0"/>
+                      </a:ext>
+                    </a:extLst>
+                  </a:blip>
+                  <a:srcRect/>
+                  <a:stretch>
+                    <a:fillRect/>
+                  </a:stretch>
+                </pic:blipFill>
+                <pic:spPr bwMode="auto">
+                  <a:xfrm>
+                    <a:off x="0" y="0"/>
+                    <a:ext cx="819150" cy="564515"/>
+                  </a:xfrm>
+                  <a:prstGeom prst="rect">
+                    <a:avLst/>
+                  </a:prstGeom>
+                  <a:noFill/>
+                </pic:spPr>
+              </pic:pic>
+            </a:graphicData>
+          </a:graphic>
+          <wp14:sizeRelH relativeFrom="page">
+            <wp14:pctWidth>0</wp14:pctWidth>
+          </wp14:sizeRelH>
+          <wp14:sizeRelV relativeFrom="page">
+            <wp14:pctHeight>0</wp14:pctHeight>
+          </wp14:sizeRelV>
+        </wp:anchor>
+      </w:drawing>
+    </w:r>
+    <w:r>
+      <w:rPr>
+        <w:rFonts w:ascii="Cambria Math" w:hAnsi="Cambria Math" w:cs="Arial"/>
+        <w:color w:val="808080" w:themeColor="background1" w:themeShade="80"/>
+        <w:lang w:val="es-ES"/>
+      </w:rPr>
+      <w:t>Universidad Nacional de Mar del Plata – Facultad de Ingeniería</w:t>
+    </w:r>
+  </w:p>
+  <w:p>
+    <w:pPr>
+      <w:pStyle w:val="Encabezado"/>
+      <w:tabs>
+        <w:tab w:val="left" w:pos="6210"/>
+      </w:tabs>
+      <w:rPr>
+        <w:rFonts w:ascii="Cambria Math" w:hAnsi="Cambria Math" w:cs="Arial"/>
+        <w:color w:val="808080" w:themeColor="background1" w:themeShade="80"/>
+        <w:lang w:val="es-ES"/>
+      </w:rPr>
+    </w:pPr>
+    <w:r>
+      <w:rPr>
+        <w:rFonts w:ascii="Cambria Math" w:hAnsi="Cambria Math" w:cs="Arial"/>
+        <w:color w:val="808080" w:themeColor="background1" w:themeShade="80"/>
+        <w:lang w:val="es-ES"/>
+      </w:rPr>
+      <w:t>Estructura y Organización de Datos</w:t>
+    </w:r>
+    <w:r>
+      <w:rPr>
+        <w:rFonts w:ascii="Cambria Math" w:hAnsi="Cambria Math" w:cs="Arial"/>
+        <w:color w:val="808080" w:themeColor="background1" w:themeShade="80"/>
+        <w:lang w:val="es-ES"/>
+      </w:rPr>
+      <w:t xml:space="preserve"> – </w:t>
+    </w:r>
+    <w:r>
+      <w:rPr>
+        <w:rFonts w:ascii="Cambria Math" w:hAnsi="Cambria Math" w:cs="Arial"/>
+        <w:color w:val="808080" w:themeColor="background1" w:themeShade="80"/>
+        <w:lang w:val="es-ES"/>
+      </w:rPr>
+      <w:t>TP5</w:t>
+    </w:r>
+  </w:p>
+  <w:p>
+    <w:pPr>
+      <w:pStyle w:val="Encabezado"/>
+      <w:tabs>
+        <w:tab w:val="left" w:pos="6210"/>
+      </w:tabs>
+      <w:rPr>
+        <w:rFonts w:ascii="Cambria Math" w:hAnsi="Cambria Math" w:cs="Arial"/>
+        <w:color w:val="808080" w:themeColor="background1" w:themeShade="80"/>
+        <w:lang w:val="it-IT"/>
+      </w:rPr>
+    </w:pPr>
+    <w:r>
+      <w:rPr>
+        <w:rFonts w:ascii="Cambria Math" w:hAnsi="Cambria Math" w:cs="Arial"/>
+        <w:color w:val="808080" w:themeColor="background1" w:themeShade="80"/>
+        <w:lang w:val="it-IT"/>
+      </w:rPr>
+      <w:t>Alumnos</w:t>
+    </w:r>
+    <w:r>
+      <w:rPr>
+        <w:rFonts w:ascii="Cambria Math" w:hAnsi="Cambria Math" w:cs="Arial"/>
+        <w:color w:val="808080" w:themeColor="background1" w:themeShade="80"/>
+        <w:lang w:val="it-IT"/>
+      </w:rPr>
+      <w:t xml:space="preserve">: </w:t>
+    </w:r>
+    <w:r>
+      <w:rPr>
+        <w:rFonts w:ascii="Cambria Math" w:hAnsi="Cambria Math" w:cs="Arial"/>
+        <w:color w:val="808080" w:themeColor="background1" w:themeShade="80"/>
+        <w:lang w:val="it-IT"/>
+      </w:rPr>
+      <w:t>Bellone, Martín; Garcia Di Martino, Laureano; Sorrenti, Enzo</w:t>
+    </w:r>
+  </w:p>
+  <w:p>
+    <w:pPr>
+      <w:pStyle w:val="Encabezado"/>
+      <w:rPr>
+        <w:lang w:val="it-IT"/>
+      </w:rPr>
+    </w:pPr>
+  </w:p>
+</w:hdr>
+</file>
+
+<file path=word/header2.xml><?xml version="1.0" encoding="utf-8"?>
+<w:hdr xmlns:wpc="http://schemas.microsoft.com/office/word/2010/wordprocessingCanvas" xmlns:cx="http://schemas.microsoft.com/office/drawing/2014/chartex" xmlns:cx1="http://schemas.microsoft.com/office/drawing/2015/9/8/chartex" xmlns:cx2="http://schemas.microsoft.com/office/drawing/2015/10/21/chartex" xmlns:cx3="http://schemas.microsoft.com/office/drawing/2016/5/9/chartex" xmlns:cx4="http://schemas.microsoft.com/office/drawing/2016/5/10/chartex" xmlns:cx5="http://schemas.microsoft.com/office/drawing/2016/5/11/chartex" xmlns:cx6="http://schemas.microsoft.com/office/drawing/2016/5/12/chartex" xmlns:cx7="http://schemas.microsoft.com/office/drawing/2016/5/13/chartex" xmlns:cx8="http://schemas.microsoft.com/office/drawing/2016/5/14/chartex" xmlns:mc="http://schemas.openxmlformats.org/markup-compatibility/2006" xmlns:aink="http://schemas.microsoft.com/office/drawing/2016/ink" xmlns:am3d="http://schemas.microsoft.com/office/drawing/2017/model3d" xmlns:o="urn:schemas-microsoft-com:office:office" xmlns:oel="http://schemas.microsoft.com/office/2019/extlst" xmlns:r="http://schemas.openxmlformats.org/officeDocument/2006/relationships" xmlns:m="http://schemas.openxmlformats.org/officeDocument/2006/math" xmlns:v="urn:schemas-microsoft-com:vml" xmlns:wp14="http://schemas.microsoft.com/office/word/2010/wordprocessingDrawing" xmlns:wp="http://schemas.openxmlformats.org/drawingml/2006/wordprocessingDrawing" xmlns:w10="urn:schemas-microsoft-com:office:word" xmlns:w="http://schemas.openxmlformats.org/wordprocessingml/2006/main" xmlns:w14="http://schemas.microsoft.com/office/word/2010/wordml" xmlns:w15="http://schemas.microsoft.com/office/word/2012/wordml" xmlns:w16cex="http://schemas.microsoft.com/office/word/2018/wordml/cex" xmlns:w16cid="http://schemas.microsoft.com/office/word/2016/wordml/cid" xmlns:w16="http://schemas.microsoft.com/office/word/2018/wordml" xmlns:w16du="http://schemas.microsoft.com/office/word/2023/wordml/word16du" xmlns:w16sdtdh="http://schemas.microsoft.com/office/word/2020/wordml/sdtdatahash" xmlns:w16sdtfl="http://schemas.microsoft.com/office/word/2024/wordml/sdtformatlock" xmlns:w16se="http://schemas.microsoft.com/office/word/2015/wordml/symex" xmlns:wpg="http://schemas.microsoft.com/office/word/2010/wordprocessingGroup" xmlns:wpi="http://schemas.microsoft.com/office/word/2010/wordprocessingInk" xmlns:wne="http://schemas.microsoft.com/office/word/2006/wordml" xmlns:wps="http://schemas.microsoft.com/office/word/2010/wordprocessingShape" mc:Ignorable="w14 w15 w16se w16cid w16 w16cex w16sdtdh w16sdtfl w16du wp14">
+  <w:p>
+    <w:pPr>
+      <w:pStyle w:val="Encabezado"/>
+      <w:rPr>
+        <w:rFonts w:ascii="Cambria Math" w:hAnsi="Cambria Math" w:cs="Arial"/>
+        <w:color w:val="808080" w:themeColor="background1" w:themeShade="80"/>
+        <w:lang w:val="es-ES"/>
+      </w:rPr>
+    </w:pPr>
+    <w:r>
+      <w:rPr>
+        <w:rFonts w:ascii="Cambria Math" w:hAnsi="Cambria Math"/>
+        <w:noProof/>
+        <w:color w:val="808080" w:themeColor="background1" w:themeShade="80"/>
+        <w:lang w:val="en-US"/>
+      </w:rPr>
+      <w:drawing>
+        <wp:anchor distT="0" distB="0" distL="114300" distR="114300" simplePos="0" relativeHeight="251659264" behindDoc="0" locked="0" layoutInCell="1" allowOverlap="1" wp14:anchorId="2D6A132E" wp14:editId="596E8FF8">
+          <wp:simplePos x="0" y="0"/>
+          <wp:positionH relativeFrom="column">
+            <wp:posOffset>4865066</wp:posOffset>
+          </wp:positionH>
+          <wp:positionV relativeFrom="paragraph">
+            <wp:posOffset>-52070</wp:posOffset>
+          </wp:positionV>
+          <wp:extent cx="819150" cy="564515"/>
+          <wp:effectExtent l="0" t="0" r="0" b="6985"/>
+          <wp:wrapSquare wrapText="bothSides"/>
+          <wp:docPr id="277662542" name="Imagen 18"/>
+          <wp:cNvGraphicFramePr>
+            <a:graphicFrameLocks xmlns:a="http://schemas.openxmlformats.org/drawingml/2006/main" noChangeAspect="1"/>
+          </wp:cNvGraphicFramePr>
+          <a:graphic xmlns:a="http://schemas.openxmlformats.org/drawingml/2006/main">
+            <a:graphicData uri="http://schemas.openxmlformats.org/drawingml/2006/picture">
+              <pic:pic xmlns:pic="http://schemas.openxmlformats.org/drawingml/2006/picture">
+                <pic:nvPicPr>
+                  <pic:cNvPr id="0" name="Imagen 58"/>
+                  <pic:cNvPicPr>
+                    <a:picLocks noChangeAspect="1" noChangeArrowheads="1"/>
+                  </pic:cNvPicPr>
+                </pic:nvPicPr>
+                <pic:blipFill>
+                  <a:blip r:embed="rId1">
+                    <a:extLst>
+                      <a:ext uri="{28A0092B-C50C-407E-A947-70E740481C1C}">
+                        <a14:useLocalDpi xmlns:a14="http://schemas.microsoft.com/office/drawing/2010/main" val="0"/>
+                      </a:ext>
+                    </a:extLst>
+                  </a:blip>
+                  <a:srcRect/>
+                  <a:stretch>
+                    <a:fillRect/>
+                  </a:stretch>
+                </pic:blipFill>
+                <pic:spPr bwMode="auto">
+                  <a:xfrm>
+                    <a:off x="0" y="0"/>
+                    <a:ext cx="819150" cy="564515"/>
+                  </a:xfrm>
+                  <a:prstGeom prst="rect">
+                    <a:avLst/>
+                  </a:prstGeom>
+                  <a:noFill/>
+                </pic:spPr>
+              </pic:pic>
+            </a:graphicData>
+          </a:graphic>
+          <wp14:sizeRelH relativeFrom="page">
+            <wp14:pctWidth>0</wp14:pctWidth>
+          </wp14:sizeRelH>
+          <wp14:sizeRelV relativeFrom="page">
+            <wp14:pctHeight>0</wp14:pctHeight>
+          </wp14:sizeRelV>
+        </wp:anchor>
+      </w:drawing>
+    </w:r>
+    <w:r>
+      <w:rPr>
+        <w:rFonts w:ascii="Cambria Math" w:hAnsi="Cambria Math" w:cs="Arial"/>
+        <w:color w:val="808080" w:themeColor="background1" w:themeShade="80"/>
+        <w:lang w:val="es-ES"/>
+      </w:rPr>
+      <w:t>Universidad Nacional de Mar del Plata – Facultad de Ingeniería</w:t>
+    </w:r>
+  </w:p>
+  <w:p>
+    <w:pPr>
+      <w:pStyle w:val="Encabezado"/>
+      <w:tabs>
+        <w:tab w:val="left" w:pos="6210"/>
+      </w:tabs>
+      <w:rPr>
+        <w:rFonts w:ascii="Cambria Math" w:hAnsi="Cambria Math" w:cs="Arial"/>
+        <w:color w:val="808080" w:themeColor="background1" w:themeShade="80"/>
+        <w:lang w:val="es-ES"/>
+      </w:rPr>
+    </w:pPr>
+    <w:r>
+      <w:rPr>
+        <w:rFonts w:ascii="Cambria Math" w:hAnsi="Cambria Math" w:cs="Arial"/>
+        <w:color w:val="808080" w:themeColor="background1" w:themeShade="80"/>
+        <w:lang w:val="es-ES"/>
+      </w:rPr>
+      <w:t>Estructura y Organización de Datos</w:t>
+    </w:r>
+    <w:r>
+      <w:rPr>
+        <w:rFonts w:ascii="Cambria Math" w:hAnsi="Cambria Math" w:cs="Arial"/>
+        <w:color w:val="808080" w:themeColor="background1" w:themeShade="80"/>
+        <w:lang w:val="es-ES"/>
+      </w:rPr>
+      <w:t xml:space="preserve"> – </w:t>
+    </w:r>
+    <w:r>
+      <w:rPr>
+        <w:rFonts w:ascii="Cambria Math" w:hAnsi="Cambria Math" w:cs="Arial"/>
+        <w:color w:val="808080" w:themeColor="background1" w:themeShade="80"/>
+        <w:lang w:val="es-ES"/>
+      </w:rPr>
+      <w:t>TP5</w:t>
+    </w:r>
+  </w:p>
+  <w:p>
+    <w:pPr>
+      <w:pStyle w:val="Encabezado"/>
+      <w:tabs>
+        <w:tab w:val="left" w:pos="6210"/>
+      </w:tabs>
+      <w:rPr>
+        <w:rFonts w:ascii="Cambria Math" w:hAnsi="Cambria Math" w:cs="Arial"/>
+        <w:color w:val="808080" w:themeColor="background1" w:themeShade="80"/>
+        <w:lang w:val="it-IT"/>
+      </w:rPr>
+    </w:pPr>
+    <w:r>
+      <w:rPr>
+        <w:rFonts w:ascii="Cambria Math" w:hAnsi="Cambria Math" w:cs="Arial"/>
+        <w:color w:val="808080" w:themeColor="background1" w:themeShade="80"/>
+        <w:lang w:val="it-IT"/>
+      </w:rPr>
+      <w:t>Alumnos</w:t>
+    </w:r>
+    <w:r>
+      <w:rPr>
+        <w:rFonts w:ascii="Cambria Math" w:hAnsi="Cambria Math" w:cs="Arial"/>
+        <w:color w:val="808080" w:themeColor="background1" w:themeShade="80"/>
+        <w:lang w:val="it-IT"/>
+      </w:rPr>
+      <w:t xml:space="preserve">: </w:t>
+    </w:r>
+    <w:r>
+      <w:rPr>
+        <w:rFonts w:ascii="Cambria Math" w:hAnsi="Cambria Math" w:cs="Arial"/>
+        <w:color w:val="808080" w:themeColor="background1" w:themeShade="80"/>
+        <w:lang w:val="it-IT"/>
+      </w:rPr>
+      <w:t>Bellone, Martín; Garcia Di Martino, Laureano; Sorrenti, Enzo</w:t>
+    </w:r>
+  </w:p>
+  <w:p>
+    <w:pPr>
+      <w:pStyle w:val="Encabezado"/>
+    </w:pPr>
+  </w:p>
+</w:hdr>
 </file>
 
 <file path=word/numbering.xml><?xml version="1.0" encoding="utf-8"?>
@@ -1368,11 +4274,103 @@
       </w:rPr>
     </w:lvl>
   </w:abstractNum>
+  <w:abstractNum w:abstractNumId="2" w15:restartNumberingAfterBreak="0">
+    <w:nsid w:val="62563D1C"/>
+    <w:multiLevelType w:val="hybridMultilevel"/>
+    <w:tmpl w:val="7C50A140"/>
+    <w:lvl w:ilvl="0" w:tplc="2C0A0017">
+      <w:start w:val="1"/>
+      <w:numFmt w:val="lowerLetter"/>
+      <w:lvlText w:val="%1)"/>
+      <w:lvlJc w:val="left"/>
+      <w:pPr>
+        <w:ind w:left="720" w:hanging="360"/>
+      </w:pPr>
+      <w:rPr>
+        <w:rFonts w:hint="default"/>
+      </w:rPr>
+    </w:lvl>
+    <w:lvl w:ilvl="1" w:tplc="2C0A0019" w:tentative="1">
+      <w:start w:val="1"/>
+      <w:numFmt w:val="lowerLetter"/>
+      <w:lvlText w:val="%2."/>
+      <w:lvlJc w:val="left"/>
+      <w:pPr>
+        <w:ind w:left="1440" w:hanging="360"/>
+      </w:pPr>
+    </w:lvl>
+    <w:lvl w:ilvl="2" w:tplc="2C0A001B" w:tentative="1">
+      <w:start w:val="1"/>
+      <w:numFmt w:val="lowerRoman"/>
+      <w:lvlText w:val="%3."/>
+      <w:lvlJc w:val="right"/>
+      <w:pPr>
+        <w:ind w:left="2160" w:hanging="180"/>
+      </w:pPr>
+    </w:lvl>
+    <w:lvl w:ilvl="3" w:tplc="2C0A000F" w:tentative="1">
+      <w:start w:val="1"/>
+      <w:numFmt w:val="decimal"/>
+      <w:lvlText w:val="%4."/>
+      <w:lvlJc w:val="left"/>
+      <w:pPr>
+        <w:ind w:left="2880" w:hanging="360"/>
+      </w:pPr>
+    </w:lvl>
+    <w:lvl w:ilvl="4" w:tplc="2C0A0019" w:tentative="1">
+      <w:start w:val="1"/>
+      <w:numFmt w:val="lowerLetter"/>
+      <w:lvlText w:val="%5."/>
+      <w:lvlJc w:val="left"/>
+      <w:pPr>
+        <w:ind w:left="3600" w:hanging="360"/>
+      </w:pPr>
+    </w:lvl>
+    <w:lvl w:ilvl="5" w:tplc="2C0A001B" w:tentative="1">
+      <w:start w:val="1"/>
+      <w:numFmt w:val="lowerRoman"/>
+      <w:lvlText w:val="%6."/>
+      <w:lvlJc w:val="right"/>
+      <w:pPr>
+        <w:ind w:left="4320" w:hanging="180"/>
+      </w:pPr>
+    </w:lvl>
+    <w:lvl w:ilvl="6" w:tplc="2C0A000F" w:tentative="1">
+      <w:start w:val="1"/>
+      <w:numFmt w:val="decimal"/>
+      <w:lvlText w:val="%7."/>
+      <w:lvlJc w:val="left"/>
+      <w:pPr>
+        <w:ind w:left="5040" w:hanging="360"/>
+      </w:pPr>
+    </w:lvl>
+    <w:lvl w:ilvl="7" w:tplc="2C0A0019" w:tentative="1">
+      <w:start w:val="1"/>
+      <w:numFmt w:val="lowerLetter"/>
+      <w:lvlText w:val="%8."/>
+      <w:lvlJc w:val="left"/>
+      <w:pPr>
+        <w:ind w:left="5760" w:hanging="360"/>
+      </w:pPr>
+    </w:lvl>
+    <w:lvl w:ilvl="8" w:tplc="2C0A001B" w:tentative="1">
+      <w:start w:val="1"/>
+      <w:numFmt w:val="lowerRoman"/>
+      <w:lvlText w:val="%9."/>
+      <w:lvlJc w:val="right"/>
+      <w:pPr>
+        <w:ind w:left="6480" w:hanging="180"/>
+      </w:pPr>
+    </w:lvl>
+  </w:abstractNum>
   <w:num w:numId="1" w16cid:durableId="429815409">
     <w:abstractNumId w:val="1"/>
   </w:num>
   <w:num w:numId="2" w16cid:durableId="1177421335">
     <w:abstractNumId w:val="0"/>
+  </w:num>
+  <w:num w:numId="3" w16cid:durableId="305621520">
+    <w:abstractNumId w:val="2"/>
   </w:num>
 </w:numbering>
 </file>
@@ -1775,7 +4773,7 @@
   <w:style w:type="paragraph" w:default="1" w:styleId="Normal">
     <w:name w:val="Normal"/>
     <w:qFormat/>
-    <w:rsid w:val="00417CA2"/>
+    <w:rsid w:val="00213765"/>
     <w:rPr>
       <w:lang w:val="es-AR"/>
     </w:rPr>
@@ -1981,7 +4979,6 @@
   <w:style w:type="character" w:default="1" w:styleId="Fuentedeprrafopredeter">
     <w:name w:val="Default Paragraph Font"/>
     <w:uiPriority w:val="1"/>
-    <w:semiHidden/>
     <w:unhideWhenUsed/>
   </w:style>
   <w:style w:type="table" w:default="1" w:styleId="Tablanormal">
@@ -2326,6 +5323,72 @@
       </w:tblBorders>
     </w:tblPr>
   </w:style>
+  <w:style w:type="paragraph" w:styleId="Encabezado">
+    <w:name w:val="header"/>
+    <w:basedOn w:val="Normal"/>
+    <w:link w:val="EncabezadoCar"/>
+    <w:uiPriority w:val="99"/>
+    <w:unhideWhenUsed/>
+    <w:rsid w:val="00387B76"/>
+    <w:pPr>
+      <w:tabs>
+        <w:tab w:val="center" w:pos="4419"/>
+        <w:tab w:val="right" w:pos="8838"/>
+      </w:tabs>
+      <w:spacing w:after="0" w:line="240" w:lineRule="auto"/>
+    </w:pPr>
+  </w:style>
+  <w:style w:type="character" w:customStyle="1" w:styleId="EncabezadoCar">
+    <w:name w:val="Encabezado Car"/>
+    <w:basedOn w:val="Fuentedeprrafopredeter"/>
+    <w:link w:val="Encabezado"/>
+    <w:uiPriority w:val="99"/>
+    <w:rsid w:val="00387B76"/>
+    <w:rPr>
+      <w:lang w:val="es-AR"/>
+    </w:rPr>
+  </w:style>
+  <w:style w:type="paragraph" w:styleId="Piedepgina">
+    <w:name w:val="footer"/>
+    <w:basedOn w:val="Normal"/>
+    <w:link w:val="PiedepginaCar"/>
+    <w:uiPriority w:val="99"/>
+    <w:unhideWhenUsed/>
+    <w:rsid w:val="00387B76"/>
+    <w:pPr>
+      <w:tabs>
+        <w:tab w:val="center" w:pos="4419"/>
+        <w:tab w:val="right" w:pos="8838"/>
+      </w:tabs>
+      <w:spacing w:after="0" w:line="240" w:lineRule="auto"/>
+    </w:pPr>
+  </w:style>
+  <w:style w:type="character" w:customStyle="1" w:styleId="PiedepginaCar">
+    <w:name w:val="Pie de página Car"/>
+    <w:basedOn w:val="Fuentedeprrafopredeter"/>
+    <w:link w:val="Piedepgina"/>
+    <w:uiPriority w:val="99"/>
+    <w:rsid w:val="00387B76"/>
+    <w:rPr>
+      <w:lang w:val="es-AR"/>
+    </w:rPr>
+  </w:style>
+  <w:style w:type="paragraph" w:styleId="NormalWeb">
+    <w:name w:val="Normal (Web)"/>
+    <w:basedOn w:val="Normal"/>
+    <w:uiPriority w:val="99"/>
+    <w:unhideWhenUsed/>
+    <w:rsid w:val="00387B76"/>
+    <w:pPr>
+      <w:spacing w:before="100" w:beforeAutospacing="1" w:after="100" w:afterAutospacing="1" w:line="240" w:lineRule="auto"/>
+    </w:pPr>
+    <w:rPr>
+      <w:rFonts w:ascii="Times New Roman" w:eastAsia="Times New Roman" w:hAnsi="Times New Roman" w:cs="Times New Roman"/>
+      <w:sz w:val="24"/>
+      <w:szCs w:val="24"/>
+      <w:lang w:eastAsia="es-AR"/>
+    </w:rPr>
+  </w:style>
 </w:styles>
 </file>
 
